--- a/github/github.docx
+++ b/github/github.docx
@@ -3,1157 +3,1572 @@
 <w:document xmlns:wpc="http://schemas.microsoft.com/office/word/2010/wordprocessingCanvas" xmlns:cx="http://schemas.microsoft.com/office/drawing/2014/chartex" xmlns:cx1="http://schemas.microsoft.com/office/drawing/2015/9/8/chartex" xmlns:cx2="http://schemas.microsoft.com/office/drawing/2015/10/21/chartex" xmlns:cx3="http://schemas.microsoft.com/office/drawing/2016/5/9/chartex" xmlns:cx4="http://schemas.microsoft.com/office/drawing/2016/5/10/chartex" xmlns:cx5="http://schemas.microsoft.com/office/drawing/2016/5/11/chartex" xmlns:cx6="http://schemas.microsoft.com/office/drawing/2016/5/12/chartex" xmlns:cx7="http://schemas.microsoft.com/office/drawing/2016/5/13/chartex" xmlns:cx8="http://schemas.microsoft.com/office/drawing/2016/5/14/chartex" xmlns:mc="http://schemas.openxmlformats.org/markup-compatibility/2006" xmlns:aink="http://schemas.microsoft.com/office/drawing/2016/ink" xmlns:am3d="http://schemas.microsoft.com/office/drawing/2017/model3d" xmlns:o="urn:schemas-microsoft-com:office:office" xmlns:oel="http://schemas.microsoft.com/office/2019/extlst" xmlns:r="http://schemas.openxmlformats.org/officeDocument/2006/relationships" xmlns:m="http://schemas.openxmlformats.org/officeDocument/2006/math" xmlns:v="urn:schemas-microsoft-com:vml" xmlns:wp14="http://schemas.microsoft.com/office/word/2010/wordprocessingDrawing" xmlns:wp="http://schemas.openxmlformats.org/drawingml/2006/wordprocessingDrawing" xmlns:w10="urn:schemas-microsoft-com:office:word" xmlns:w="http://schemas.openxmlformats.org/wordprocessingml/2006/main" xmlns:w14="http://schemas.microsoft.com/office/word/2010/wordml" xmlns:w15="http://schemas.microsoft.com/office/word/2012/wordml" xmlns:w16cex="http://schemas.microsoft.com/office/word/2018/wordml/cex" xmlns:w16cid="http://schemas.microsoft.com/office/word/2016/wordml/cid" xmlns:w16="http://schemas.microsoft.com/office/word/2018/wordml" xmlns:w16du="http://schemas.microsoft.com/office/word/2023/wordml/word16du" xmlns:w16sdtdh="http://schemas.microsoft.com/office/word/2020/wordml/sdtdatahash" xmlns:w16sdtfl="http://schemas.microsoft.com/office/word/2024/wordml/sdtformatlock" xmlns:w16se="http://schemas.microsoft.com/office/word/2015/wordml/symex" xmlns:wpg="http://schemas.microsoft.com/office/word/2010/wordprocessingGroup" xmlns:wpi="http://schemas.microsoft.com/office/word/2010/wordprocessingInk" xmlns:wne="http://schemas.microsoft.com/office/word/2006/wordml" xmlns:wps="http://schemas.microsoft.com/office/word/2010/wordprocessingShape" mc:Ignorable="w14 w15 w16se w16cid w16 w16cex w16sdtdh w16sdtfl w16du wp14">
   <w:body>
     <w:p>
-      <w:r>
-        <w:t xml:space="preserve">Aquí tienes una lista de los </w:t>
-      </w:r>
-      <w:r>
+      <w:pPr>
+        <w:jc w:val="center"/>
         <w:rPr>
           <w:b/>
           <w:bCs/>
-        </w:rPr>
-        <w:t>comandos básicos y más usados de Git</w:t>
-      </w:r>
-      <w:r>
-        <w:t xml:space="preserve">, organizados por categorías para que sea más fácil entenderlos </w:t>
-      </w:r>
-      <w:r>
-        <w:rPr>
-          <w:rFonts w:ascii="Segoe UI Emoji" w:hAnsi="Segoe UI Emoji" w:cs="Segoe UI Emoji"/>
-        </w:rPr>
-        <w:t>👇</w:t>
-      </w:r>
-    </w:p>
-    <w:p>
-      <w:pPr>
+          <w:sz w:val="48"/>
+          <w:szCs w:val="48"/>
+          <w:u w:val="single"/>
+          <w:lang w:val="es-MX"/>
+        </w:rPr>
+      </w:pPr>
+      <w:r>
         <w:rPr>
           <w:b/>
           <w:bCs/>
-        </w:rPr>
-      </w:pPr>
-      <w:r>
-        <w:rPr>
-          <w:rFonts w:ascii="Segoe UI Emoji" w:hAnsi="Segoe UI Emoji" w:cs="Segoe UI Emoji"/>
+          <w:sz w:val="48"/>
+          <w:szCs w:val="48"/>
+          <w:u w:val="single"/>
+          <w:lang w:val="es-MX"/>
+        </w:rPr>
+        <w:t xml:space="preserve">Git y </w:t>
+      </w:r>
+      <w:proofErr w:type="spellStart"/>
+      <w:r>
+        <w:rPr>
           <w:b/>
           <w:bCs/>
-        </w:rPr>
-        <w:t>🧱</w:t>
-      </w:r>
-      <w:r>
-        <w:rPr>
-          <w:b/>
-          <w:bCs/>
-        </w:rPr>
-        <w:t xml:space="preserve"> Configuración inicial</w:t>
-      </w:r>
-    </w:p>
-    <w:p>
-      <w:r>
-        <w:t>Antes de usar Git, debes configurarlo con tu información:</w:t>
-      </w:r>
-    </w:p>
-    <w:p>
-      <w:proofErr w:type="spellStart"/>
-      <w:r>
-        <w:t>git</w:t>
-      </w:r>
-      <w:proofErr w:type="spellEnd"/>
-      <w:r>
-        <w:t xml:space="preserve"> </w:t>
-      </w:r>
-      <w:proofErr w:type="spellStart"/>
-      <w:r>
-        <w:t>config</w:t>
-      </w:r>
-      <w:proofErr w:type="spellEnd"/>
-      <w:r>
-        <w:t xml:space="preserve"> --global user.name "Tu Nombre"</w:t>
-      </w:r>
-    </w:p>
-    <w:p>
-      <w:proofErr w:type="spellStart"/>
-      <w:r>
-        <w:t>git</w:t>
-      </w:r>
-      <w:proofErr w:type="spellEnd"/>
-      <w:r>
-        <w:t xml:space="preserve"> </w:t>
-      </w:r>
-      <w:proofErr w:type="spellStart"/>
-      <w:r>
-        <w:t>config</w:t>
-      </w:r>
-      <w:proofErr w:type="spellEnd"/>
-      <w:r>
-        <w:t xml:space="preserve"> --global </w:t>
-      </w:r>
-      <w:proofErr w:type="spellStart"/>
-      <w:proofErr w:type="gramStart"/>
-      <w:r>
-        <w:t>user.email</w:t>
-      </w:r>
-      <w:proofErr w:type="spellEnd"/>
-      <w:proofErr w:type="gramEnd"/>
-      <w:r>
-        <w:t xml:space="preserve"> "tuemail@ejemplo.com"</w:t>
-      </w:r>
-    </w:p>
-    <w:p>
-      <w:proofErr w:type="spellStart"/>
-      <w:r>
-        <w:t>git</w:t>
-      </w:r>
-      <w:proofErr w:type="spellEnd"/>
-      <w:r>
-        <w:t xml:space="preserve"> </w:t>
-      </w:r>
-      <w:proofErr w:type="spellStart"/>
-      <w:r>
-        <w:t>config</w:t>
-      </w:r>
-      <w:proofErr w:type="spellEnd"/>
-      <w:r>
-        <w:t xml:space="preserve"> --global </w:t>
-      </w:r>
-      <w:proofErr w:type="spellStart"/>
-      <w:proofErr w:type="gramStart"/>
-      <w:r>
-        <w:t>core.editor</w:t>
-      </w:r>
-      <w:proofErr w:type="spellEnd"/>
-      <w:proofErr w:type="gramEnd"/>
-      <w:r>
-        <w:t xml:space="preserve"> "</w:t>
-      </w:r>
-      <w:proofErr w:type="spellStart"/>
-      <w:r>
-        <w:t>code</w:t>
-      </w:r>
-      <w:proofErr w:type="spellEnd"/>
-      <w:r>
-        <w:t xml:space="preserve"> --</w:t>
-      </w:r>
-      <w:proofErr w:type="spellStart"/>
-      <w:r>
-        <w:t>wait</w:t>
-      </w:r>
-      <w:proofErr w:type="spellEnd"/>
-      <w:r>
-        <w:t>"   # opcional, usa VS Code como editor</w:t>
-      </w:r>
-    </w:p>
-    <w:p>
-      <w:proofErr w:type="spellStart"/>
-      <w:r>
-        <w:t>git</w:t>
-      </w:r>
-      <w:proofErr w:type="spellEnd"/>
-      <w:r>
-        <w:t xml:space="preserve"> </w:t>
-      </w:r>
-      <w:proofErr w:type="spellStart"/>
-      <w:r>
-        <w:t>config</w:t>
-      </w:r>
-      <w:proofErr w:type="spellEnd"/>
-      <w:r>
-        <w:t xml:space="preserve"> --</w:t>
-      </w:r>
-      <w:proofErr w:type="spellStart"/>
-      <w:r>
-        <w:t>list</w:t>
-      </w:r>
-      <w:proofErr w:type="spellEnd"/>
-      <w:r>
-        <w:t xml:space="preserve">                               # muestra la configuración actual</w:t>
-      </w:r>
-    </w:p>
-    <w:p/>
-    <w:p>
-      <w:pPr>
-        <w:rPr>
-          <w:b/>
-          <w:bCs/>
-        </w:rPr>
-      </w:pPr>
-      <w:r>
-        <w:rPr>
-          <w:rFonts w:ascii="Segoe UI Emoji" w:hAnsi="Segoe UI Emoji" w:cs="Segoe UI Emoji"/>
-        </w:rPr>
-        <w:t>📁</w:t>
-      </w:r>
-      <w:r>
-        <w:t xml:space="preserve"> </w:t>
-      </w:r>
-      <w:r>
-        <w:rPr>
-          <w:b/>
-          <w:bCs/>
-        </w:rPr>
-        <w:t>Iniciar y clonar repositorios</w:t>
-      </w:r>
-    </w:p>
-    <w:p>
-      <w:proofErr w:type="spellStart"/>
-      <w:r>
-        <w:t>git</w:t>
-      </w:r>
-      <w:proofErr w:type="spellEnd"/>
-      <w:r>
-        <w:t xml:space="preserve"> </w:t>
-      </w:r>
-      <w:proofErr w:type="spellStart"/>
-      <w:r>
-        <w:t>init</w:t>
-      </w:r>
-      <w:proofErr w:type="spellEnd"/>
-      <w:r>
-        <w:t xml:space="preserve">                   # Inicializa un nuevo repositorio local</w:t>
-      </w:r>
-    </w:p>
-    <w:p>
-      <w:proofErr w:type="spellStart"/>
-      <w:r>
-        <w:t>git</w:t>
-      </w:r>
-      <w:proofErr w:type="spellEnd"/>
-      <w:r>
-        <w:t xml:space="preserve"> clone URL_DEL_REPO     # Clona un repositorio remoto en tu equipo</w:t>
-      </w:r>
-    </w:p>
-    <w:p/>
-    <w:p>
-      <w:pPr>
-        <w:rPr>
-          <w:b/>
-          <w:bCs/>
-        </w:rPr>
-      </w:pPr>
-      <w:r>
-        <w:rPr>
-          <w:rFonts w:ascii="Segoe UI Emoji" w:hAnsi="Segoe UI Emoji" w:cs="Segoe UI Emoji"/>
-        </w:rPr>
-        <w:t>💾</w:t>
-      </w:r>
-      <w:r>
-        <w:t xml:space="preserve"> </w:t>
-      </w:r>
-      <w:r>
-        <w:rPr>
-          <w:b/>
-          <w:bCs/>
-        </w:rPr>
-        <w:t>Guardar cambios</w:t>
-      </w:r>
-    </w:p>
-    <w:p>
-      <w:proofErr w:type="spellStart"/>
-      <w:r>
-        <w:t>git</w:t>
-      </w:r>
-      <w:proofErr w:type="spellEnd"/>
-      <w:r>
-        <w:t xml:space="preserve"> status                 # Muestra el estado actual del repositorio</w:t>
-      </w:r>
-    </w:p>
-    <w:p>
-      <w:proofErr w:type="spellStart"/>
-      <w:r>
-        <w:t>git</w:t>
-      </w:r>
-      <w:proofErr w:type="spellEnd"/>
-      <w:r>
-        <w:t xml:space="preserve"> </w:t>
-      </w:r>
-      <w:proofErr w:type="spellStart"/>
-      <w:r>
-        <w:t>add</w:t>
-      </w:r>
-      <w:proofErr w:type="spellEnd"/>
-      <w:r>
-        <w:t xml:space="preserve"> archivo.txt        # Añade un archivo al área de preparación (</w:t>
-      </w:r>
-      <w:proofErr w:type="spellStart"/>
-      <w:r>
-        <w:t>staging</w:t>
-      </w:r>
-      <w:proofErr w:type="spellEnd"/>
-      <w:r>
-        <w:t>)</w:t>
-      </w:r>
-    </w:p>
-    <w:p>
-      <w:proofErr w:type="spellStart"/>
-      <w:r>
-        <w:t>git</w:t>
-      </w:r>
-      <w:proofErr w:type="spellEnd"/>
-      <w:r>
-        <w:t xml:space="preserve"> </w:t>
-      </w:r>
-      <w:proofErr w:type="spellStart"/>
-      <w:proofErr w:type="gramStart"/>
-      <w:r>
-        <w:t>add</w:t>
-      </w:r>
-      <w:proofErr w:type="spellEnd"/>
-      <w:r>
-        <w:t xml:space="preserve"> .</w:t>
-      </w:r>
-      <w:proofErr w:type="gramEnd"/>
-      <w:r>
-        <w:t xml:space="preserve">                  # Añade todos los cambios</w:t>
-      </w:r>
-    </w:p>
-    <w:p>
-      <w:proofErr w:type="spellStart"/>
-      <w:r>
-        <w:t>git</w:t>
-      </w:r>
-      <w:proofErr w:type="spellEnd"/>
-      <w:r>
-        <w:t xml:space="preserve"> </w:t>
-      </w:r>
-      <w:proofErr w:type="spellStart"/>
-      <w:r>
-        <w:t>commit</w:t>
-      </w:r>
-      <w:proofErr w:type="spellEnd"/>
-      <w:r>
-        <w:t xml:space="preserve"> -m "Mensaje"    # Crea un </w:t>
-      </w:r>
-      <w:proofErr w:type="spellStart"/>
-      <w:r>
-        <w:t>commit</w:t>
-      </w:r>
-      <w:proofErr w:type="spellEnd"/>
-      <w:r>
-        <w:t xml:space="preserve"> con un mensaje descriptivo</w:t>
-      </w:r>
-    </w:p>
-    <w:p>
-      <w:proofErr w:type="spellStart"/>
-      <w:r>
-        <w:t>git</w:t>
-      </w:r>
-      <w:proofErr w:type="spellEnd"/>
-      <w:r>
-        <w:t xml:space="preserve"> </w:t>
-      </w:r>
-      <w:proofErr w:type="spellStart"/>
-      <w:r>
-        <w:t>commit</w:t>
-      </w:r>
-      <w:proofErr w:type="spellEnd"/>
-      <w:r>
-        <w:t xml:space="preserve"> -am "Mensaje"   # Añade y hace </w:t>
-      </w:r>
-      <w:proofErr w:type="spellStart"/>
-      <w:r>
-        <w:t>commit</w:t>
-      </w:r>
-      <w:proofErr w:type="spellEnd"/>
-      <w:r>
-        <w:t xml:space="preserve"> (solo para archivos ya seguidos)</w:t>
-      </w:r>
-    </w:p>
-    <w:p/>
-    <w:p>
-      <w:pPr>
-        <w:rPr>
-          <w:b/>
-          <w:bCs/>
-        </w:rPr>
-      </w:pPr>
-      <w:r>
-        <w:rPr>
-          <w:rFonts w:ascii="Segoe UI Emoji" w:hAnsi="Segoe UI Emoji" w:cs="Segoe UI Emoji"/>
-        </w:rPr>
-        <w:t>🔍</w:t>
-      </w:r>
-      <w:r>
-        <w:t xml:space="preserve"> </w:t>
-      </w:r>
-      <w:r>
-        <w:rPr>
-          <w:b/>
-          <w:bCs/>
-        </w:rPr>
-        <w:t>Ver historial y diferencias</w:t>
-      </w:r>
-    </w:p>
-    <w:p>
-      <w:proofErr w:type="spellStart"/>
-      <w:r>
-        <w:t>git</w:t>
-      </w:r>
-      <w:proofErr w:type="spellEnd"/>
-      <w:r>
-        <w:t xml:space="preserve"> log                    # Muestra el historial de </w:t>
-      </w:r>
-      <w:proofErr w:type="spellStart"/>
-      <w:r>
-        <w:t>commits</w:t>
+          <w:sz w:val="48"/>
+          <w:szCs w:val="48"/>
+          <w:u w:val="single"/>
+          <w:lang w:val="es-MX"/>
+        </w:rPr>
+        <w:t>Github</w:t>
       </w:r>
       <w:proofErr w:type="spellEnd"/>
     </w:p>
     <w:p>
+      <w:pPr>
+        <w:shd w:val="clear" w:color="auto" w:fill="FFFFFF"/>
+        <w:spacing w:after="0" w:line="360" w:lineRule="atLeast"/>
+        <w:rPr>
+          <w:rFonts w:ascii="Arial" w:eastAsia="Times New Roman" w:hAnsi="Arial" w:cs="Arial"/>
+          <w:color w:val="0A0A0A"/>
+          <w:kern w:val="0"/>
+          <w:lang w:eastAsia="es-AR"/>
+          <w14:ligatures w14:val="none"/>
+        </w:rPr>
+      </w:pPr>
+      <w:r>
+        <w:rPr>
+          <w:rFonts w:ascii="Arial" w:eastAsia="Times New Roman" w:hAnsi="Arial" w:cs="Arial"/>
+          <w:b/>
+          <w:bCs/>
+          <w:color w:val="0A0A0A"/>
+          <w:kern w:val="0"/>
+          <w:lang w:eastAsia="es-AR"/>
+          <w14:ligatures w14:val="none"/>
+        </w:rPr>
+        <w:t xml:space="preserve">Git es un software de control de versiones que </w:t>
+      </w:r>
       <w:proofErr w:type="spellStart"/>
       <w:r>
-        <w:t>git</w:t>
+        <w:rPr>
+          <w:rFonts w:ascii="Arial" w:eastAsia="Times New Roman" w:hAnsi="Arial" w:cs="Arial"/>
+          <w:b/>
+          <w:bCs/>
+          <w:color w:val="0A0A0A"/>
+          <w:kern w:val="0"/>
+          <w:lang w:eastAsia="es-AR"/>
+          <w14:ligatures w14:val="none"/>
+        </w:rPr>
+        <w:t>instalás</w:t>
       </w:r>
       <w:proofErr w:type="spellEnd"/>
       <w:r>
-        <w:t xml:space="preserve"> log --</w:t>
+        <w:rPr>
+          <w:rFonts w:ascii="Arial" w:eastAsia="Times New Roman" w:hAnsi="Arial" w:cs="Arial"/>
+          <w:b/>
+          <w:bCs/>
+          <w:color w:val="0A0A0A"/>
+          <w:kern w:val="0"/>
+          <w:lang w:eastAsia="es-AR"/>
+          <w14:ligatures w14:val="none"/>
+        </w:rPr>
+        <w:t xml:space="preserve"> en tu computadora, mientras que GitHub es una plataforma web en la nube que aloja tus proyectos de Git.</w:t>
+      </w:r>
+      <w:r>
+        <w:rPr>
+          <w:rFonts w:ascii="Arial" w:eastAsia="Times New Roman" w:hAnsi="Arial" w:cs="Arial"/>
+          <w:color w:val="0A0A0A"/>
+          <w:kern w:val="0"/>
+          <w:lang w:eastAsia="es-AR"/>
+          <w14:ligatures w14:val="none"/>
+        </w:rPr>
+        <w:t> </w:t>
       </w:r>
       <w:proofErr w:type="spellStart"/>
       <w:r>
-        <w:t>oneline</w:t>
+        <w:rPr>
+          <w:rFonts w:ascii="Arial" w:eastAsia="Times New Roman" w:hAnsi="Arial" w:cs="Arial"/>
+          <w:color w:val="0A0A0A"/>
+          <w:kern w:val="0"/>
+          <w:lang w:eastAsia="es-AR"/>
+          <w14:ligatures w14:val="none"/>
+        </w:rPr>
+        <w:t>Pensalo</w:t>
       </w:r>
       <w:proofErr w:type="spellEnd"/>
       <w:r>
-        <w:t xml:space="preserve"> --</w:t>
+        <w:rPr>
+          <w:rFonts w:ascii="Arial" w:eastAsia="Times New Roman" w:hAnsi="Arial" w:cs="Arial"/>
+          <w:color w:val="0A0A0A"/>
+          <w:kern w:val="0"/>
+          <w:lang w:eastAsia="es-AR"/>
+          <w14:ligatures w14:val="none"/>
+        </w:rPr>
+        <w:t xml:space="preserve"> así: Git es como el programa Microsoft Word (la herramienta para escribir) y GitHub es como Google Drive (el lugar en internet donde </w:t>
       </w:r>
       <w:proofErr w:type="spellStart"/>
-      <w:proofErr w:type="gramStart"/>
-      <w:r>
-        <w:t>graph</w:t>
+      <w:r>
+        <w:rPr>
+          <w:rFonts w:ascii="Arial" w:eastAsia="Times New Roman" w:hAnsi="Arial" w:cs="Arial"/>
+          <w:color w:val="0A0A0A"/>
+          <w:kern w:val="0"/>
+          <w:lang w:eastAsia="es-AR"/>
+          <w14:ligatures w14:val="none"/>
+        </w:rPr>
+        <w:t>guardás</w:t>
       </w:r>
       <w:proofErr w:type="spellEnd"/>
       <w:r>
-        <w:t xml:space="preserve">  #</w:t>
-      </w:r>
-      <w:proofErr w:type="gramEnd"/>
-      <w:r>
-        <w:t xml:space="preserve"> Muestra historial resumido y en forma de árbol</w:t>
+        <w:rPr>
+          <w:rFonts w:ascii="Arial" w:eastAsia="Times New Roman" w:hAnsi="Arial" w:cs="Arial"/>
+          <w:color w:val="0A0A0A"/>
+          <w:kern w:val="0"/>
+          <w:lang w:eastAsia="es-AR"/>
+          <w14:ligatures w14:val="none"/>
+        </w:rPr>
+        <w:t xml:space="preserve"> y compartís esos documentos). </w:t>
       </w:r>
     </w:p>
     <w:p>
+      <w:pPr>
+        <w:shd w:val="clear" w:color="auto" w:fill="FFFFFF"/>
+        <w:spacing w:after="0" w:line="360" w:lineRule="atLeast"/>
+        <w:rPr>
+          <w:rFonts w:ascii="Times New Roman" w:eastAsia="Times New Roman" w:hAnsi="Times New Roman" w:cs="Times New Roman"/>
+          <w:kern w:val="0"/>
+          <w:lang w:eastAsia="es-AR"/>
+          <w14:ligatures w14:val="none"/>
+        </w:rPr>
+      </w:pPr>
       <w:proofErr w:type="spellStart"/>
       <w:r>
-        <w:t>git</w:t>
+        <w:rPr>
+          <w:rFonts w:ascii="Arial" w:eastAsia="Times New Roman" w:hAnsi="Arial" w:cs="Arial"/>
+          <w:color w:val="56595E"/>
+          <w:kern w:val="0"/>
+          <w:sz w:val="17"/>
+          <w:szCs w:val="17"/>
+          <w:lang w:eastAsia="es-AR"/>
+          <w14:ligatures w14:val="none"/>
+        </w:rPr>
+        <w:t>YouTube·Programa</w:t>
       </w:r>
       <w:proofErr w:type="spellEnd"/>
       <w:r>
-        <w:t xml:space="preserve"> </w:t>
-      </w:r>
-      <w:proofErr w:type="spellStart"/>
-      <w:r>
-        <w:t>diff</w:t>
-      </w:r>
-      <w:proofErr w:type="spellEnd"/>
-      <w:r>
-        <w:t xml:space="preserve">                   # Muestra los cambios no preparados</w:t>
+        <w:rPr>
+          <w:rFonts w:ascii="Arial" w:eastAsia="Times New Roman" w:hAnsi="Arial" w:cs="Arial"/>
+          <w:color w:val="56595E"/>
+          <w:kern w:val="0"/>
+          <w:sz w:val="17"/>
+          <w:szCs w:val="17"/>
+          <w:lang w:eastAsia="es-AR"/>
+          <w14:ligatures w14:val="none"/>
+        </w:rPr>
+        <w:t xml:space="preserve"> Con Jorge +3</w:t>
       </w:r>
     </w:p>
     <w:p>
-      <w:proofErr w:type="spellStart"/>
-      <w:r>
-        <w:t>git</w:t>
-      </w:r>
-      <w:proofErr w:type="spellEnd"/>
-      <w:r>
-        <w:t xml:space="preserve"> </w:t>
-      </w:r>
-      <w:proofErr w:type="spellStart"/>
-      <w:r>
-        <w:t>diff</w:t>
-      </w:r>
-      <w:proofErr w:type="spellEnd"/>
-      <w:r>
-        <w:t xml:space="preserve"> --</w:t>
-      </w:r>
-      <w:proofErr w:type="spellStart"/>
-      <w:r>
-        <w:t>staged</w:t>
-      </w:r>
-      <w:proofErr w:type="spellEnd"/>
-      <w:r>
-        <w:t xml:space="preserve">           # Muestra los cambios ya preparados para </w:t>
-      </w:r>
-      <w:proofErr w:type="spellStart"/>
-      <w:r>
-        <w:t>commit</w:t>
-      </w:r>
-      <w:proofErr w:type="spellEnd"/>
+      <w:pPr>
+        <w:shd w:val="clear" w:color="auto" w:fill="FFFFFF"/>
+        <w:spacing w:after="0" w:line="360" w:lineRule="atLeast"/>
+        <w:rPr>
+          <w:rFonts w:ascii="Arial" w:eastAsia="Times New Roman" w:hAnsi="Arial" w:cs="Arial"/>
+          <w:color w:val="0A0A0A"/>
+          <w:kern w:val="0"/>
+          <w:lang w:eastAsia="es-AR"/>
+          <w14:ligatures w14:val="none"/>
+        </w:rPr>
+      </w:pPr>
+      <w:r>
+        <w:rPr>
+          <w:rFonts w:ascii="Arial" w:eastAsia="Times New Roman" w:hAnsi="Arial" w:cs="Arial"/>
+          <w:color w:val="0A0A0A"/>
+          <w:kern w:val="0"/>
+          <w:lang w:eastAsia="es-AR"/>
+          <w14:ligatures w14:val="none"/>
+        </w:rPr>
+        <w:t>A continuación se detallan las características y diferencias principales de cada uno:</w:t>
+      </w:r>
     </w:p>
-    <w:p/>
     <w:p>
       <w:pPr>
-        <w:rPr>
+        <w:shd w:val="clear" w:color="auto" w:fill="FFFFFF"/>
+        <w:spacing w:after="0" w:line="420" w:lineRule="atLeast"/>
+        <w:rPr>
+          <w:rFonts w:ascii="Arial" w:eastAsia="Times New Roman" w:hAnsi="Arial" w:cs="Arial"/>
           <w:b/>
           <w:bCs/>
-        </w:rPr>
-      </w:pPr>
-      <w:r>
-        <w:rPr>
-          <w:rFonts w:ascii="Segoe UI Emoji" w:hAnsi="Segoe UI Emoji" w:cs="Segoe UI Emoji"/>
-        </w:rPr>
-        <w:t>🌿</w:t>
-      </w:r>
-      <w:r>
-        <w:t xml:space="preserve"> </w:t>
-      </w:r>
-      <w:r>
-        <w:rPr>
+          <w:color w:val="0A0A0A"/>
+          <w:kern w:val="0"/>
+          <w:sz w:val="30"/>
+          <w:szCs w:val="30"/>
+          <w:lang w:eastAsia="es-AR"/>
+          <w14:ligatures w14:val="none"/>
+        </w:rPr>
+      </w:pPr>
+      <w:r>
+        <w:rPr>
+          <w:rFonts w:ascii="Arial" w:eastAsia="Times New Roman" w:hAnsi="Arial" w:cs="Arial"/>
           <w:b/>
           <w:bCs/>
-        </w:rPr>
-        <w:t>Ramas (</w:t>
-      </w:r>
-      <w:proofErr w:type="spellStart"/>
-      <w:r>
-        <w:rPr>
+          <w:color w:val="0A0A0A"/>
+          <w:kern w:val="0"/>
+          <w:sz w:val="30"/>
+          <w:szCs w:val="30"/>
+          <w:lang w:eastAsia="es-AR"/>
+          <w14:ligatures w14:val="none"/>
+        </w:rPr>
+        <w:t>¿Qué es Git?</w:t>
+      </w:r>
+    </w:p>
+    <w:p>
+      <w:pPr>
+        <w:numPr>
+          <w:ilvl w:val="0"/>
+          <w:numId w:val="1"/>
+        </w:numPr>
+        <w:shd w:val="clear" w:color="auto" w:fill="FFFFFF"/>
+        <w:spacing w:after="0" w:line="360" w:lineRule="atLeast"/>
+        <w:rPr>
+          <w:rFonts w:ascii="Arial" w:eastAsia="Times New Roman" w:hAnsi="Arial" w:cs="Arial"/>
+          <w:color w:val="0A0A0A"/>
+          <w:kern w:val="0"/>
+          <w:lang w:eastAsia="es-AR"/>
+          <w14:ligatures w14:val="none"/>
+        </w:rPr>
+      </w:pPr>
+      <w:r>
+        <w:rPr>
+          <w:rFonts w:ascii="Arial" w:eastAsia="Times New Roman" w:hAnsi="Arial" w:cs="Arial"/>
           <w:b/>
           <w:bCs/>
-        </w:rPr>
-        <w:t>branches</w:t>
+          <w:color w:val="0A0A0A"/>
+          <w:kern w:val="0"/>
+          <w:lang w:eastAsia="es-AR"/>
+          <w14:ligatures w14:val="none"/>
+        </w:rPr>
+        <w:t>Sistema de control de versiones</w:t>
+      </w:r>
+      <w:r>
+        <w:rPr>
+          <w:rFonts w:ascii="Arial" w:eastAsia="Times New Roman" w:hAnsi="Arial" w:cs="Arial"/>
+          <w:color w:val="0A0A0A"/>
+          <w:kern w:val="0"/>
+          <w:lang w:eastAsia="es-AR"/>
+          <w14:ligatures w14:val="none"/>
+        </w:rPr>
+        <w:t xml:space="preserve">: Registra cada cambio que </w:t>
+      </w:r>
+      <w:proofErr w:type="spellStart"/>
+      <w:r>
+        <w:rPr>
+          <w:rFonts w:ascii="Arial" w:eastAsia="Times New Roman" w:hAnsi="Arial" w:cs="Arial"/>
+          <w:color w:val="0A0A0A"/>
+          <w:kern w:val="0"/>
+          <w:lang w:eastAsia="es-AR"/>
+          <w14:ligatures w14:val="none"/>
+        </w:rPr>
+        <w:t>hacés</w:t>
       </w:r>
       <w:proofErr w:type="spellEnd"/>
       <w:r>
         <w:rPr>
+          <w:rFonts w:ascii="Arial" w:eastAsia="Times New Roman" w:hAnsi="Arial" w:cs="Arial"/>
+          <w:color w:val="0A0A0A"/>
+          <w:kern w:val="0"/>
+          <w:lang w:eastAsia="es-AR"/>
+          <w14:ligatures w14:val="none"/>
+        </w:rPr>
+        <w:t xml:space="preserve"> en los archivos de tu proyecto.</w:t>
+      </w:r>
+    </w:p>
+    <w:p>
+      <w:pPr>
+        <w:numPr>
+          <w:ilvl w:val="0"/>
+          <w:numId w:val="1"/>
+        </w:numPr>
+        <w:shd w:val="clear" w:color="auto" w:fill="FFFFFF"/>
+        <w:spacing w:after="0" w:line="360" w:lineRule="atLeast"/>
+        <w:rPr>
+          <w:rFonts w:ascii="Arial" w:eastAsia="Times New Roman" w:hAnsi="Arial" w:cs="Arial"/>
+          <w:color w:val="0A0A0A"/>
+          <w:kern w:val="0"/>
+          <w:lang w:eastAsia="es-AR"/>
+          <w14:ligatures w14:val="none"/>
+        </w:rPr>
+      </w:pPr>
+      <w:r>
+        <w:rPr>
+          <w:rFonts w:ascii="Arial" w:eastAsia="Times New Roman" w:hAnsi="Arial" w:cs="Arial"/>
           <w:b/>
           <w:bCs/>
-        </w:rPr>
-        <w:t>)</w:t>
+          <w:color w:val="0A0A0A"/>
+          <w:kern w:val="0"/>
+          <w:lang w:eastAsia="es-AR"/>
+          <w14:ligatures w14:val="none"/>
+        </w:rPr>
+        <w:t>Historial de cambios</w:t>
+      </w:r>
+      <w:r>
+        <w:rPr>
+          <w:rFonts w:ascii="Arial" w:eastAsia="Times New Roman" w:hAnsi="Arial" w:cs="Arial"/>
+          <w:color w:val="0A0A0A"/>
+          <w:kern w:val="0"/>
+          <w:lang w:eastAsia="es-AR"/>
+          <w14:ligatures w14:val="none"/>
+        </w:rPr>
+        <w:t>: Te permite viajar en el tiempo para ver versiones anteriores o deshacer errores.</w:t>
       </w:r>
     </w:p>
     <w:p>
-      <w:proofErr w:type="spellStart"/>
-      <w:r>
-        <w:t>git</w:t>
-      </w:r>
-      <w:proofErr w:type="spellEnd"/>
-      <w:r>
-        <w:t xml:space="preserve"> </w:t>
-      </w:r>
-      <w:proofErr w:type="spellStart"/>
-      <w:r>
-        <w:t>branch</w:t>
-      </w:r>
-      <w:proofErr w:type="spellEnd"/>
-      <w:r>
-        <w:t xml:space="preserve">                 # Lista las ramas</w:t>
+      <w:pPr>
+        <w:numPr>
+          <w:ilvl w:val="0"/>
+          <w:numId w:val="1"/>
+        </w:numPr>
+        <w:shd w:val="clear" w:color="auto" w:fill="FFFFFF"/>
+        <w:spacing w:after="0" w:line="360" w:lineRule="atLeast"/>
+        <w:rPr>
+          <w:rFonts w:ascii="Arial" w:eastAsia="Times New Roman" w:hAnsi="Arial" w:cs="Arial"/>
+          <w:color w:val="0A0A0A"/>
+          <w:kern w:val="0"/>
+          <w:lang w:eastAsia="es-AR"/>
+          <w14:ligatures w14:val="none"/>
+        </w:rPr>
+      </w:pPr>
+      <w:r>
+        <w:rPr>
+          <w:rFonts w:ascii="Arial" w:eastAsia="Times New Roman" w:hAnsi="Arial" w:cs="Arial"/>
+          <w:b/>
+          <w:bCs/>
+          <w:color w:val="0A0A0A"/>
+          <w:kern w:val="0"/>
+          <w:lang w:eastAsia="es-AR"/>
+          <w14:ligatures w14:val="none"/>
+        </w:rPr>
+        <w:t>Funcionamiento local</w:t>
+      </w:r>
+      <w:r>
+        <w:rPr>
+          <w:rFonts w:ascii="Arial" w:eastAsia="Times New Roman" w:hAnsi="Arial" w:cs="Arial"/>
+          <w:color w:val="0A0A0A"/>
+          <w:kern w:val="0"/>
+          <w:lang w:eastAsia="es-AR"/>
+          <w14:ligatures w14:val="none"/>
+        </w:rPr>
+        <w:t>: Se ejecuta directamente en tu computadora y no requiere conexión a internet.</w:t>
       </w:r>
     </w:p>
     <w:p>
+      <w:pPr>
+        <w:numPr>
+          <w:ilvl w:val="0"/>
+          <w:numId w:val="1"/>
+        </w:numPr>
+        <w:shd w:val="clear" w:color="auto" w:fill="FFFFFF"/>
+        <w:spacing w:after="0" w:line="360" w:lineRule="atLeast"/>
+        <w:rPr>
+          <w:rFonts w:ascii="Times New Roman" w:eastAsia="Times New Roman" w:hAnsi="Times New Roman" w:cs="Times New Roman"/>
+          <w:kern w:val="0"/>
+          <w:lang w:eastAsia="es-AR"/>
+          <w14:ligatures w14:val="none"/>
+        </w:rPr>
+      </w:pPr>
+      <w:r>
+        <w:rPr>
+          <w:rFonts w:ascii="Arial" w:eastAsia="Times New Roman" w:hAnsi="Arial" w:cs="Arial"/>
+          <w:b/>
+          <w:bCs/>
+          <w:color w:val="0A0A0A"/>
+          <w:kern w:val="0"/>
+          <w:lang w:eastAsia="es-AR"/>
+          <w14:ligatures w14:val="none"/>
+        </w:rPr>
+        <w:t>Trabajo en ramas</w:t>
+      </w:r>
+      <w:r>
+        <w:rPr>
+          <w:rFonts w:ascii="Arial" w:eastAsia="Times New Roman" w:hAnsi="Arial" w:cs="Arial"/>
+          <w:color w:val="0A0A0A"/>
+          <w:kern w:val="0"/>
+          <w:lang w:eastAsia="es-AR"/>
+          <w14:ligatures w14:val="none"/>
+        </w:rPr>
+        <w:t xml:space="preserve">: </w:t>
+      </w:r>
       <w:proofErr w:type="spellStart"/>
       <w:r>
-        <w:lastRenderedPageBreak/>
-        <w:t>git</w:t>
+        <w:rPr>
+          <w:rFonts w:ascii="Arial" w:eastAsia="Times New Roman" w:hAnsi="Arial" w:cs="Arial"/>
+          <w:color w:val="0A0A0A"/>
+          <w:kern w:val="0"/>
+          <w:lang w:eastAsia="es-AR"/>
+          <w14:ligatures w14:val="none"/>
+        </w:rPr>
+        <w:t>Podés</w:t>
       </w:r>
       <w:proofErr w:type="spellEnd"/>
       <w:r>
-        <w:t xml:space="preserve"> </w:t>
-      </w:r>
-      <w:proofErr w:type="spellStart"/>
-      <w:r>
-        <w:t>branch</w:t>
-      </w:r>
-      <w:proofErr w:type="spellEnd"/>
-      <w:r>
-        <w:t xml:space="preserve"> </w:t>
-      </w:r>
-      <w:proofErr w:type="spellStart"/>
-      <w:r>
-        <w:t>nombre_rama</w:t>
-      </w:r>
-      <w:proofErr w:type="spellEnd"/>
-      <w:r>
-        <w:t xml:space="preserve">     # Crea una nueva rama</w:t>
+        <w:rPr>
+          <w:rFonts w:ascii="Arial" w:eastAsia="Times New Roman" w:hAnsi="Arial" w:cs="Arial"/>
+          <w:color w:val="0A0A0A"/>
+          <w:kern w:val="0"/>
+          <w:lang w:eastAsia="es-AR"/>
+          <w14:ligatures w14:val="none"/>
+        </w:rPr>
+        <w:t xml:space="preserve"> crear líneas de trabajo separadas (ramas) para probar funciones nuevas sin romper el código que ya funciona. </w:t>
       </w:r>
     </w:p>
     <w:p>
+      <w:pPr>
+        <w:shd w:val="clear" w:color="auto" w:fill="FFFFFF"/>
+        <w:spacing w:after="0" w:line="360" w:lineRule="atLeast"/>
+        <w:ind w:left="720"/>
+        <w:rPr>
+          <w:rFonts w:ascii="Times New Roman" w:eastAsia="Times New Roman" w:hAnsi="Times New Roman" w:cs="Times New Roman"/>
+          <w:kern w:val="0"/>
+          <w:lang w:eastAsia="es-AR"/>
+          <w14:ligatures w14:val="none"/>
+        </w:rPr>
+      </w:pPr>
       <w:proofErr w:type="spellStart"/>
       <w:r>
-        <w:t>git</w:t>
+        <w:rPr>
+          <w:rFonts w:ascii="Arial" w:eastAsia="Times New Roman" w:hAnsi="Arial" w:cs="Arial"/>
+          <w:color w:val="56595E"/>
+          <w:kern w:val="0"/>
+          <w:sz w:val="17"/>
+          <w:szCs w:val="17"/>
+          <w:lang w:eastAsia="es-AR"/>
+          <w14:ligatures w14:val="none"/>
+        </w:rPr>
+        <w:t>YouTube·Programa</w:t>
       </w:r>
       <w:proofErr w:type="spellEnd"/>
       <w:r>
-        <w:t xml:space="preserve"> </w:t>
-      </w:r>
-      <w:proofErr w:type="spellStart"/>
-      <w:r>
-        <w:t>checkout</w:t>
-      </w:r>
-      <w:proofErr w:type="spellEnd"/>
-      <w:r>
-        <w:t xml:space="preserve"> </w:t>
-      </w:r>
-      <w:proofErr w:type="spellStart"/>
-      <w:r>
-        <w:t>nombre_rama</w:t>
-      </w:r>
-      <w:proofErr w:type="spellEnd"/>
-      <w:r>
-        <w:t xml:space="preserve">   # Cambia a otra rama</w:t>
+        <w:rPr>
+          <w:rFonts w:ascii="Arial" w:eastAsia="Times New Roman" w:hAnsi="Arial" w:cs="Arial"/>
+          <w:color w:val="56595E"/>
+          <w:kern w:val="0"/>
+          <w:sz w:val="17"/>
+          <w:szCs w:val="17"/>
+          <w:lang w:eastAsia="es-AR"/>
+          <w14:ligatures w14:val="none"/>
+        </w:rPr>
+        <w:t xml:space="preserve"> Con Jorge +3</w:t>
       </w:r>
     </w:p>
     <w:p>
-      <w:proofErr w:type="spellStart"/>
-      <w:r>
-        <w:t>git</w:t>
-      </w:r>
-      <w:proofErr w:type="spellEnd"/>
-      <w:r>
-        <w:t xml:space="preserve"> switch </w:t>
-      </w:r>
-      <w:proofErr w:type="spellStart"/>
-      <w:r>
-        <w:t>nombre_rama</w:t>
-      </w:r>
-      <w:proofErr w:type="spellEnd"/>
-      <w:r>
-        <w:t xml:space="preserve">     # (alternativa moderna)</w:t>
+      <w:pPr>
+        <w:shd w:val="clear" w:color="auto" w:fill="FFFFFF"/>
+        <w:spacing w:after="0" w:line="420" w:lineRule="atLeast"/>
+        <w:rPr>
+          <w:rFonts w:ascii="Arial" w:eastAsia="Times New Roman" w:hAnsi="Arial" w:cs="Arial"/>
+          <w:b/>
+          <w:bCs/>
+          <w:color w:val="0A0A0A"/>
+          <w:kern w:val="0"/>
+          <w:sz w:val="30"/>
+          <w:szCs w:val="30"/>
+          <w:lang w:eastAsia="es-AR"/>
+          <w14:ligatures w14:val="none"/>
+        </w:rPr>
+      </w:pPr>
+      <w:r>
+        <w:rPr>
+          <w:rFonts w:ascii="Arial" w:eastAsia="Times New Roman" w:hAnsi="Arial" w:cs="Arial"/>
+          <w:b/>
+          <w:bCs/>
+          <w:color w:val="0A0A0A"/>
+          <w:kern w:val="0"/>
+          <w:sz w:val="30"/>
+          <w:szCs w:val="30"/>
+          <w:lang w:eastAsia="es-AR"/>
+          <w14:ligatures w14:val="none"/>
+        </w:rPr>
+        <w:t>¿Qué es GitHub?</w:t>
       </w:r>
     </w:p>
     <w:p>
-      <w:proofErr w:type="spellStart"/>
-      <w:r>
-        <w:t>git</w:t>
-      </w:r>
-      <w:proofErr w:type="spellEnd"/>
-      <w:r>
-        <w:t xml:space="preserve"> switch -c </w:t>
-      </w:r>
-      <w:proofErr w:type="spellStart"/>
-      <w:r>
-        <w:t>nueva_rama</w:t>
-      </w:r>
-      <w:proofErr w:type="spellEnd"/>
-      <w:r>
-        <w:t xml:space="preserve">   # Crea y cambia a una nueva rama</w:t>
+      <w:pPr>
+        <w:numPr>
+          <w:ilvl w:val="0"/>
+          <w:numId w:val="2"/>
+        </w:numPr>
+        <w:shd w:val="clear" w:color="auto" w:fill="FFFFFF"/>
+        <w:spacing w:after="0" w:line="360" w:lineRule="atLeast"/>
+        <w:rPr>
+          <w:rFonts w:ascii="Arial" w:eastAsia="Times New Roman" w:hAnsi="Arial" w:cs="Arial"/>
+          <w:color w:val="0A0A0A"/>
+          <w:kern w:val="0"/>
+          <w:lang w:eastAsia="es-AR"/>
+          <w14:ligatures w14:val="none"/>
+        </w:rPr>
+      </w:pPr>
+      <w:r>
+        <w:rPr>
+          <w:rFonts w:ascii="Arial" w:eastAsia="Times New Roman" w:hAnsi="Arial" w:cs="Arial"/>
+          <w:b/>
+          <w:bCs/>
+          <w:color w:val="0A0A0A"/>
+          <w:kern w:val="0"/>
+          <w:lang w:eastAsia="es-AR"/>
+          <w14:ligatures w14:val="none"/>
+        </w:rPr>
+        <w:t>Alojamiento en la nube</w:t>
+      </w:r>
+      <w:r>
+        <w:rPr>
+          <w:rFonts w:ascii="Arial" w:eastAsia="Times New Roman" w:hAnsi="Arial" w:cs="Arial"/>
+          <w:color w:val="0A0A0A"/>
+          <w:kern w:val="0"/>
+          <w:lang w:eastAsia="es-AR"/>
+          <w14:ligatures w14:val="none"/>
+        </w:rPr>
+        <w:t>: Es un sitio web de GitHub, Inc. donde subís las copias de tus repositorios de Git.</w:t>
       </w:r>
     </w:p>
     <w:p>
-      <w:proofErr w:type="spellStart"/>
-      <w:r>
-        <w:t>git</w:t>
-      </w:r>
-      <w:proofErr w:type="spellEnd"/>
-      <w:r>
-        <w:t xml:space="preserve"> </w:t>
-      </w:r>
-      <w:proofErr w:type="spellStart"/>
-      <w:r>
-        <w:t>merge</w:t>
-      </w:r>
-      <w:proofErr w:type="spellEnd"/>
-      <w:r>
-        <w:t xml:space="preserve"> </w:t>
-      </w:r>
-      <w:proofErr w:type="spellStart"/>
-      <w:r>
-        <w:t>nombre_rama</w:t>
-      </w:r>
-      <w:proofErr w:type="spellEnd"/>
-      <w:r>
-        <w:t xml:space="preserve">      # Fusiona una rama con la actual</w:t>
+      <w:pPr>
+        <w:numPr>
+          <w:ilvl w:val="0"/>
+          <w:numId w:val="2"/>
+        </w:numPr>
+        <w:shd w:val="clear" w:color="auto" w:fill="FFFFFF"/>
+        <w:spacing w:after="0" w:line="360" w:lineRule="atLeast"/>
+        <w:rPr>
+          <w:rFonts w:ascii="Arial" w:eastAsia="Times New Roman" w:hAnsi="Arial" w:cs="Arial"/>
+          <w:color w:val="0A0A0A"/>
+          <w:kern w:val="0"/>
+          <w:lang w:eastAsia="es-AR"/>
+          <w14:ligatures w14:val="none"/>
+        </w:rPr>
+      </w:pPr>
+      <w:r>
+        <w:rPr>
+          <w:rFonts w:ascii="Arial" w:eastAsia="Times New Roman" w:hAnsi="Arial" w:cs="Arial"/>
+          <w:b/>
+          <w:bCs/>
+          <w:color w:val="0A0A0A"/>
+          <w:kern w:val="0"/>
+          <w:lang w:eastAsia="es-AR"/>
+          <w14:ligatures w14:val="none"/>
+        </w:rPr>
+        <w:t>Plataforma colaborativa</w:t>
+      </w:r>
+      <w:r>
+        <w:rPr>
+          <w:rFonts w:ascii="Arial" w:eastAsia="Times New Roman" w:hAnsi="Arial" w:cs="Arial"/>
+          <w:color w:val="0A0A0A"/>
+          <w:kern w:val="0"/>
+          <w:lang w:eastAsia="es-AR"/>
+          <w14:ligatures w14:val="none"/>
+        </w:rPr>
+        <w:t>: Permite que múltiples programadores de cualquier parte del mundo trabajen en el mismo código sin pisarse.</w:t>
       </w:r>
     </w:p>
     <w:p>
-      <w:proofErr w:type="spellStart"/>
-      <w:r>
-        <w:t>git</w:t>
-      </w:r>
-      <w:proofErr w:type="spellEnd"/>
-      <w:r>
-        <w:t xml:space="preserve"> </w:t>
-      </w:r>
-      <w:proofErr w:type="spellStart"/>
-      <w:r>
-        <w:t>branch</w:t>
-      </w:r>
-      <w:proofErr w:type="spellEnd"/>
-      <w:r>
-        <w:t xml:space="preserve"> -d </w:t>
-      </w:r>
-      <w:proofErr w:type="spellStart"/>
-      <w:r>
-        <w:t>nombre_</w:t>
-      </w:r>
-      <w:proofErr w:type="gramStart"/>
-      <w:r>
-        <w:t>rama</w:t>
-      </w:r>
-      <w:proofErr w:type="spellEnd"/>
-      <w:r>
-        <w:t xml:space="preserve">  #</w:t>
-      </w:r>
-      <w:proofErr w:type="gramEnd"/>
-      <w:r>
-        <w:t xml:space="preserve"> Elimina una rama</w:t>
-      </w:r>
-    </w:p>
-    <w:p/>
-    <w:p>
-      <w:pPr>
-        <w:rPr>
+      <w:pPr>
+        <w:numPr>
+          <w:ilvl w:val="0"/>
+          <w:numId w:val="2"/>
+        </w:numPr>
+        <w:shd w:val="clear" w:color="auto" w:fill="FFFFFF"/>
+        <w:spacing w:after="0" w:line="360" w:lineRule="atLeast"/>
+        <w:rPr>
+          <w:rFonts w:ascii="Arial" w:eastAsia="Times New Roman" w:hAnsi="Arial" w:cs="Arial"/>
+          <w:color w:val="0A0A0A"/>
+          <w:kern w:val="0"/>
+          <w:lang w:eastAsia="es-AR"/>
+          <w14:ligatures w14:val="none"/>
+        </w:rPr>
+      </w:pPr>
+      <w:r>
+        <w:rPr>
+          <w:rFonts w:ascii="Arial" w:eastAsia="Times New Roman" w:hAnsi="Arial" w:cs="Arial"/>
           <w:b/>
           <w:bCs/>
-        </w:rPr>
-      </w:pPr>
-      <w:r>
-        <w:rPr>
-          <w:rFonts w:ascii="Segoe UI Emoji" w:hAnsi="Segoe UI Emoji" w:cs="Segoe UI Emoji"/>
-        </w:rPr>
-        <w:t>🔄</w:t>
-      </w:r>
-      <w:r>
-        <w:t xml:space="preserve"> </w:t>
-      </w:r>
-      <w:r>
-        <w:rPr>
+          <w:color w:val="0A0A0A"/>
+          <w:kern w:val="0"/>
+          <w:lang w:eastAsia="es-AR"/>
+          <w14:ligatures w14:val="none"/>
+        </w:rPr>
+        <w:t>Herramientas sociales</w:t>
+      </w:r>
+      <w:r>
+        <w:rPr>
+          <w:rFonts w:ascii="Arial" w:eastAsia="Times New Roman" w:hAnsi="Arial" w:cs="Arial"/>
+          <w:color w:val="0A0A0A"/>
+          <w:kern w:val="0"/>
+          <w:lang w:eastAsia="es-AR"/>
+          <w14:ligatures w14:val="none"/>
+        </w:rPr>
+        <w:t>: Ofrece funciones como </w:t>
+      </w:r>
+      <w:r>
+        <w:rPr>
+          <w:rFonts w:ascii="Arial" w:eastAsia="Times New Roman" w:hAnsi="Arial" w:cs="Arial"/>
+          <w:i/>
+          <w:iCs/>
+          <w:color w:val="0A0A0A"/>
+          <w:kern w:val="0"/>
+          <w:lang w:eastAsia="es-AR"/>
+          <w14:ligatures w14:val="none"/>
+        </w:rPr>
+        <w:t xml:space="preserve">Pull </w:t>
+      </w:r>
+      <w:proofErr w:type="spellStart"/>
+      <w:r>
+        <w:rPr>
+          <w:rFonts w:ascii="Arial" w:eastAsia="Times New Roman" w:hAnsi="Arial" w:cs="Arial"/>
+          <w:i/>
+          <w:iCs/>
+          <w:color w:val="0A0A0A"/>
+          <w:kern w:val="0"/>
+          <w:lang w:eastAsia="es-AR"/>
+          <w14:ligatures w14:val="none"/>
+        </w:rPr>
+        <w:t>Requests</w:t>
+      </w:r>
+      <w:proofErr w:type="spellEnd"/>
+      <w:r>
+        <w:rPr>
+          <w:rFonts w:ascii="Arial" w:eastAsia="Times New Roman" w:hAnsi="Arial" w:cs="Arial"/>
+          <w:color w:val="0A0A0A"/>
+          <w:kern w:val="0"/>
+          <w:lang w:eastAsia="es-AR"/>
+          <w14:ligatures w14:val="none"/>
+        </w:rPr>
+        <w:t> (para proponer cambios), hilos de discusión y seguimiento de problemas (</w:t>
+      </w:r>
+      <w:r>
+        <w:rPr>
+          <w:rFonts w:ascii="Arial" w:eastAsia="Times New Roman" w:hAnsi="Arial" w:cs="Arial"/>
+          <w:i/>
+          <w:iCs/>
+          <w:color w:val="0A0A0A"/>
+          <w:kern w:val="0"/>
+          <w:lang w:eastAsia="es-AR"/>
+          <w14:ligatures w14:val="none"/>
+        </w:rPr>
+        <w:t>Issues</w:t>
+      </w:r>
+      <w:r>
+        <w:rPr>
+          <w:rFonts w:ascii="Arial" w:eastAsia="Times New Roman" w:hAnsi="Arial" w:cs="Arial"/>
+          <w:color w:val="0A0A0A"/>
+          <w:kern w:val="0"/>
+          <w:lang w:eastAsia="es-AR"/>
+          <w14:ligatures w14:val="none"/>
+        </w:rPr>
+        <w:t>).</w:t>
+      </w:r>
+    </w:p>
+    <w:p>
+      <w:pPr>
+        <w:numPr>
+          <w:ilvl w:val="0"/>
+          <w:numId w:val="2"/>
+        </w:numPr>
+        <w:shd w:val="clear" w:color="auto" w:fill="FFFFFF"/>
+        <w:spacing w:after="0" w:line="360" w:lineRule="atLeast"/>
+        <w:rPr>
+          <w:rFonts w:ascii="Times New Roman" w:eastAsia="Times New Roman" w:hAnsi="Times New Roman" w:cs="Times New Roman"/>
+          <w:kern w:val="0"/>
+          <w:lang w:eastAsia="es-AR"/>
+          <w14:ligatures w14:val="none"/>
+        </w:rPr>
+      </w:pPr>
+      <w:r>
+        <w:rPr>
+          <w:rFonts w:ascii="Arial" w:eastAsia="Times New Roman" w:hAnsi="Arial" w:cs="Arial"/>
           <w:b/>
           <w:bCs/>
-        </w:rPr>
-        <w:t>Trabajar con repositorios remotos</w:t>
+          <w:color w:val="0A0A0A"/>
+          <w:kern w:val="0"/>
+          <w:lang w:eastAsia="es-AR"/>
+          <w14:ligatures w14:val="none"/>
+        </w:rPr>
+        <w:t>Portafolio digital</w:t>
+      </w:r>
+      <w:r>
+        <w:rPr>
+          <w:rFonts w:ascii="Arial" w:eastAsia="Times New Roman" w:hAnsi="Arial" w:cs="Arial"/>
+          <w:color w:val="0A0A0A"/>
+          <w:kern w:val="0"/>
+          <w:lang w:eastAsia="es-AR"/>
+          <w14:ligatures w14:val="none"/>
+        </w:rPr>
+        <w:t>: Funciona como una carta de presentación o currículum para que los desarrolladores muestren sus proyectos al mundo. </w:t>
       </w:r>
     </w:p>
     <w:p>
+      <w:pPr>
+        <w:shd w:val="clear" w:color="auto" w:fill="FFFFFF"/>
+        <w:spacing w:after="0" w:line="360" w:lineRule="atLeast"/>
+        <w:ind w:left="720"/>
+        <w:rPr>
+          <w:rFonts w:ascii="Times New Roman" w:eastAsia="Times New Roman" w:hAnsi="Times New Roman" w:cs="Times New Roman"/>
+          <w:kern w:val="0"/>
+          <w:lang w:eastAsia="es-AR"/>
+          <w14:ligatures w14:val="none"/>
+        </w:rPr>
+      </w:pPr>
       <w:proofErr w:type="spellStart"/>
       <w:r>
-        <w:t>git</w:t>
+        <w:rPr>
+          <w:rFonts w:ascii="Arial" w:eastAsia="Times New Roman" w:hAnsi="Arial" w:cs="Arial"/>
+          <w:color w:val="56595E"/>
+          <w:kern w:val="0"/>
+          <w:sz w:val="17"/>
+          <w:szCs w:val="17"/>
+          <w:lang w:eastAsia="es-AR"/>
+          <w14:ligatures w14:val="none"/>
+        </w:rPr>
+        <w:t>YouTube·Programa</w:t>
       </w:r>
       <w:proofErr w:type="spellEnd"/>
       <w:r>
-        <w:t xml:space="preserve"> remote -v                     # Lista los repositorios remotos</w:t>
+        <w:rPr>
+          <w:rFonts w:ascii="Arial" w:eastAsia="Times New Roman" w:hAnsi="Arial" w:cs="Arial"/>
+          <w:color w:val="56595E"/>
+          <w:kern w:val="0"/>
+          <w:sz w:val="17"/>
+          <w:szCs w:val="17"/>
+          <w:lang w:eastAsia="es-AR"/>
+          <w14:ligatures w14:val="none"/>
+        </w:rPr>
+        <w:t xml:space="preserve"> Con Jorge +3</w:t>
       </w:r>
     </w:p>
     <w:p>
+      <w:pPr>
+        <w:shd w:val="clear" w:color="auto" w:fill="FFFFFF"/>
+        <w:spacing w:after="0" w:line="420" w:lineRule="atLeast"/>
+        <w:rPr>
+          <w:rFonts w:ascii="Arial" w:eastAsia="Times New Roman" w:hAnsi="Arial" w:cs="Arial"/>
+          <w:b/>
+          <w:bCs/>
+          <w:color w:val="0A0A0A"/>
+          <w:kern w:val="0"/>
+          <w:sz w:val="30"/>
+          <w:szCs w:val="30"/>
+          <w:lang w:eastAsia="es-AR"/>
+          <w14:ligatures w14:val="none"/>
+        </w:rPr>
+      </w:pPr>
+      <w:r>
+        <w:rPr>
+          <w:rFonts w:ascii="Arial" w:eastAsia="Times New Roman" w:hAnsi="Arial" w:cs="Arial"/>
+          <w:b/>
+          <w:bCs/>
+          <w:color w:val="0A0A0A"/>
+          <w:kern w:val="0"/>
+          <w:sz w:val="30"/>
+          <w:szCs w:val="30"/>
+          <w:lang w:eastAsia="es-AR"/>
+          <w14:ligatures w14:val="none"/>
+        </w:rPr>
+        <w:t>Resumen de diferencias</w:t>
+      </w:r>
+    </w:p>
+    <w:tbl>
+      <w:tblPr>
+        <w:tblW w:w="9420" w:type="dxa"/>
+        <w:tblCellMar>
+          <w:top w:w="15" w:type="dxa"/>
+          <w:left w:w="15" w:type="dxa"/>
+          <w:bottom w:w="15" w:type="dxa"/>
+          <w:right w:w="15" w:type="dxa"/>
+        </w:tblCellMar>
+        <w:tblLook w:val="04A0" w:firstRow="1" w:lastRow="0" w:firstColumn="1" w:lastColumn="0" w:noHBand="0" w:noVBand="1"/>
+      </w:tblPr>
+      <w:tblGrid>
+        <w:gridCol w:w="1688"/>
+        <w:gridCol w:w="4058"/>
+        <w:gridCol w:w="3674"/>
+      </w:tblGrid>
+      <w:tr>
+        <w:tc>
+          <w:tcPr>
+            <w:tcW w:w="0" w:type="auto"/>
+            <w:tcBorders>
+              <w:bottom w:val="single" w:sz="6" w:space="0" w:color="DCDFE5"/>
+            </w:tcBorders>
+            <w:tcMar>
+              <w:top w:w="120" w:type="dxa"/>
+              <w:left w:w="0" w:type="dxa"/>
+              <w:bottom w:w="120" w:type="dxa"/>
+              <w:right w:w="240" w:type="dxa"/>
+            </w:tcMar>
+            <w:vAlign w:val="bottom"/>
+            <w:hideMark/>
+          </w:tcPr>
+          <w:p>
+            <w:pPr>
+              <w:spacing w:after="0" w:line="330" w:lineRule="atLeast"/>
+              <w:rPr>
+                <w:rFonts w:ascii="Arial" w:eastAsia="Times New Roman" w:hAnsi="Arial" w:cs="Arial"/>
+                <w:b/>
+                <w:bCs/>
+                <w:kern w:val="0"/>
+                <w:sz w:val="21"/>
+                <w:szCs w:val="21"/>
+                <w:lang w:eastAsia="es-AR"/>
+                <w14:ligatures w14:val="none"/>
+              </w:rPr>
+            </w:pPr>
+            <w:r>
+              <w:rPr>
+                <w:rFonts w:ascii="Arial" w:eastAsia="Times New Roman" w:hAnsi="Arial" w:cs="Arial"/>
+                <w:b/>
+                <w:bCs/>
+                <w:kern w:val="0"/>
+                <w:sz w:val="21"/>
+                <w:szCs w:val="21"/>
+                <w:lang w:eastAsia="es-AR"/>
+                <w14:ligatures w14:val="none"/>
+              </w:rPr>
+              <w:t>Característica </w:t>
+            </w:r>
+          </w:p>
+        </w:tc>
+        <w:tc>
+          <w:tcPr>
+            <w:tcW w:w="0" w:type="auto"/>
+            <w:tcBorders>
+              <w:bottom w:val="single" w:sz="6" w:space="0" w:color="DCDFE5"/>
+            </w:tcBorders>
+            <w:tcMar>
+              <w:top w:w="120" w:type="dxa"/>
+              <w:left w:w="0" w:type="dxa"/>
+              <w:bottom w:w="120" w:type="dxa"/>
+              <w:right w:w="240" w:type="dxa"/>
+            </w:tcMar>
+            <w:vAlign w:val="bottom"/>
+            <w:hideMark/>
+          </w:tcPr>
+          <w:p>
+            <w:pPr>
+              <w:spacing w:after="0" w:line="330" w:lineRule="atLeast"/>
+              <w:rPr>
+                <w:rFonts w:ascii="Arial" w:eastAsia="Times New Roman" w:hAnsi="Arial" w:cs="Arial"/>
+                <w:b/>
+                <w:bCs/>
+                <w:kern w:val="0"/>
+                <w:sz w:val="21"/>
+                <w:szCs w:val="21"/>
+                <w:lang w:eastAsia="es-AR"/>
+                <w14:ligatures w14:val="none"/>
+              </w:rPr>
+            </w:pPr>
+            <w:r>
+              <w:rPr>
+                <w:rFonts w:ascii="Arial" w:eastAsia="Times New Roman" w:hAnsi="Arial" w:cs="Arial"/>
+                <w:b/>
+                <w:bCs/>
+                <w:kern w:val="0"/>
+                <w:sz w:val="21"/>
+                <w:szCs w:val="21"/>
+                <w:lang w:eastAsia="es-AR"/>
+                <w14:ligatures w14:val="none"/>
+              </w:rPr>
+              <w:t>Git</w:t>
+            </w:r>
+          </w:p>
+        </w:tc>
+        <w:tc>
+          <w:tcPr>
+            <w:tcW w:w="0" w:type="auto"/>
+            <w:tcBorders>
+              <w:bottom w:val="single" w:sz="6" w:space="0" w:color="DCDFE5"/>
+            </w:tcBorders>
+            <w:tcMar>
+              <w:top w:w="120" w:type="dxa"/>
+              <w:left w:w="0" w:type="dxa"/>
+              <w:bottom w:w="120" w:type="dxa"/>
+              <w:right w:w="0" w:type="dxa"/>
+            </w:tcMar>
+            <w:vAlign w:val="bottom"/>
+            <w:hideMark/>
+          </w:tcPr>
+          <w:p>
+            <w:pPr>
+              <w:spacing w:after="0" w:line="330" w:lineRule="atLeast"/>
+              <w:rPr>
+                <w:rFonts w:ascii="Arial" w:eastAsia="Times New Roman" w:hAnsi="Arial" w:cs="Arial"/>
+                <w:b/>
+                <w:bCs/>
+                <w:kern w:val="0"/>
+                <w:sz w:val="21"/>
+                <w:szCs w:val="21"/>
+                <w:lang w:eastAsia="es-AR"/>
+                <w14:ligatures w14:val="none"/>
+              </w:rPr>
+            </w:pPr>
+            <w:r>
+              <w:rPr>
+                <w:rFonts w:ascii="Arial" w:eastAsia="Times New Roman" w:hAnsi="Arial" w:cs="Arial"/>
+                <w:b/>
+                <w:bCs/>
+                <w:kern w:val="0"/>
+                <w:sz w:val="21"/>
+                <w:szCs w:val="21"/>
+                <w:lang w:eastAsia="es-AR"/>
+                <w14:ligatures w14:val="none"/>
+              </w:rPr>
+              <w:t>GitHub</w:t>
+            </w:r>
+          </w:p>
+        </w:tc>
+      </w:tr>
+      <w:tr>
+        <w:tc>
+          <w:tcPr>
+            <w:tcW w:w="0" w:type="auto"/>
+            <w:tcBorders>
+              <w:bottom w:val="single" w:sz="6" w:space="0" w:color="DCDFE5"/>
+            </w:tcBorders>
+            <w:tcMar>
+              <w:top w:w="180" w:type="dxa"/>
+              <w:left w:w="0" w:type="dxa"/>
+              <w:bottom w:w="180" w:type="dxa"/>
+              <w:right w:w="240" w:type="dxa"/>
+            </w:tcMar>
+            <w:hideMark/>
+          </w:tcPr>
+          <w:p>
+            <w:pPr>
+              <w:spacing w:after="0" w:line="330" w:lineRule="atLeast"/>
+              <w:rPr>
+                <w:rFonts w:ascii="Arial" w:eastAsia="Times New Roman" w:hAnsi="Arial" w:cs="Arial"/>
+                <w:color w:val="0A0A0A"/>
+                <w:kern w:val="0"/>
+                <w:sz w:val="21"/>
+                <w:szCs w:val="21"/>
+                <w:lang w:eastAsia="es-AR"/>
+                <w14:ligatures w14:val="none"/>
+              </w:rPr>
+            </w:pPr>
+            <w:r>
+              <w:rPr>
+                <w:rFonts w:ascii="Arial" w:eastAsia="Times New Roman" w:hAnsi="Arial" w:cs="Arial"/>
+                <w:b/>
+                <w:bCs/>
+                <w:color w:val="0A0A0A"/>
+                <w:kern w:val="0"/>
+                <w:sz w:val="21"/>
+                <w:szCs w:val="21"/>
+                <w:lang w:eastAsia="es-AR"/>
+                <w14:ligatures w14:val="none"/>
+              </w:rPr>
+              <w:t>¿Qué es?</w:t>
+            </w:r>
+          </w:p>
+        </w:tc>
+        <w:tc>
+          <w:tcPr>
+            <w:tcW w:w="0" w:type="auto"/>
+            <w:tcBorders>
+              <w:bottom w:val="single" w:sz="6" w:space="0" w:color="DCDFE5"/>
+            </w:tcBorders>
+            <w:tcMar>
+              <w:top w:w="180" w:type="dxa"/>
+              <w:left w:w="0" w:type="dxa"/>
+              <w:bottom w:w="180" w:type="dxa"/>
+              <w:right w:w="240" w:type="dxa"/>
+            </w:tcMar>
+            <w:hideMark/>
+          </w:tcPr>
+          <w:p>
+            <w:pPr>
+              <w:spacing w:after="0" w:line="330" w:lineRule="atLeast"/>
+              <w:rPr>
+                <w:rFonts w:ascii="Arial" w:eastAsia="Times New Roman" w:hAnsi="Arial" w:cs="Arial"/>
+                <w:color w:val="0A0A0A"/>
+                <w:kern w:val="0"/>
+                <w:sz w:val="21"/>
+                <w:szCs w:val="21"/>
+                <w:lang w:eastAsia="es-AR"/>
+                <w14:ligatures w14:val="none"/>
+              </w:rPr>
+            </w:pPr>
+            <w:r>
+              <w:rPr>
+                <w:rFonts w:ascii="Arial" w:eastAsia="Times New Roman" w:hAnsi="Arial" w:cs="Arial"/>
+                <w:color w:val="0A0A0A"/>
+                <w:kern w:val="0"/>
+                <w:sz w:val="21"/>
+                <w:szCs w:val="21"/>
+                <w:lang w:eastAsia="es-AR"/>
+                <w14:ligatures w14:val="none"/>
+              </w:rPr>
+              <w:t>Un software/herramienta local.</w:t>
+            </w:r>
+          </w:p>
+        </w:tc>
+        <w:tc>
+          <w:tcPr>
+            <w:tcW w:w="0" w:type="auto"/>
+            <w:tcBorders>
+              <w:bottom w:val="single" w:sz="6" w:space="0" w:color="DCDFE5"/>
+            </w:tcBorders>
+            <w:tcMar>
+              <w:top w:w="180" w:type="dxa"/>
+              <w:left w:w="0" w:type="dxa"/>
+              <w:bottom w:w="180" w:type="dxa"/>
+              <w:right w:w="0" w:type="dxa"/>
+            </w:tcMar>
+            <w:hideMark/>
+          </w:tcPr>
+          <w:p>
+            <w:pPr>
+              <w:spacing w:after="0" w:line="330" w:lineRule="atLeast"/>
+              <w:rPr>
+                <w:rFonts w:ascii="Arial" w:eastAsia="Times New Roman" w:hAnsi="Arial" w:cs="Arial"/>
+                <w:color w:val="0A0A0A"/>
+                <w:kern w:val="0"/>
+                <w:sz w:val="21"/>
+                <w:szCs w:val="21"/>
+                <w:lang w:eastAsia="es-AR"/>
+                <w14:ligatures w14:val="none"/>
+              </w:rPr>
+            </w:pPr>
+            <w:r>
+              <w:rPr>
+                <w:rFonts w:ascii="Arial" w:eastAsia="Times New Roman" w:hAnsi="Arial" w:cs="Arial"/>
+                <w:color w:val="0A0A0A"/>
+                <w:kern w:val="0"/>
+                <w:sz w:val="21"/>
+                <w:szCs w:val="21"/>
+                <w:lang w:eastAsia="es-AR"/>
+                <w14:ligatures w14:val="none"/>
+              </w:rPr>
+              <w:t>Una plataforma y servicio web.</w:t>
+            </w:r>
+          </w:p>
+        </w:tc>
+      </w:tr>
+      <w:tr>
+        <w:tc>
+          <w:tcPr>
+            <w:tcW w:w="0" w:type="auto"/>
+            <w:tcBorders>
+              <w:bottom w:val="single" w:sz="6" w:space="0" w:color="DCDFE5"/>
+            </w:tcBorders>
+            <w:tcMar>
+              <w:top w:w="180" w:type="dxa"/>
+              <w:left w:w="0" w:type="dxa"/>
+              <w:bottom w:w="180" w:type="dxa"/>
+              <w:right w:w="240" w:type="dxa"/>
+            </w:tcMar>
+            <w:hideMark/>
+          </w:tcPr>
+          <w:p>
+            <w:pPr>
+              <w:spacing w:after="0" w:line="330" w:lineRule="atLeast"/>
+              <w:rPr>
+                <w:rFonts w:ascii="Arial" w:eastAsia="Times New Roman" w:hAnsi="Arial" w:cs="Arial"/>
+                <w:color w:val="0A0A0A"/>
+                <w:kern w:val="0"/>
+                <w:sz w:val="21"/>
+                <w:szCs w:val="21"/>
+                <w:lang w:eastAsia="es-AR"/>
+                <w14:ligatures w14:val="none"/>
+              </w:rPr>
+            </w:pPr>
+            <w:r>
+              <w:rPr>
+                <w:rFonts w:ascii="Arial" w:eastAsia="Times New Roman" w:hAnsi="Arial" w:cs="Arial"/>
+                <w:b/>
+                <w:bCs/>
+                <w:color w:val="0A0A0A"/>
+                <w:kern w:val="0"/>
+                <w:sz w:val="21"/>
+                <w:szCs w:val="21"/>
+                <w:lang w:eastAsia="es-AR"/>
+                <w14:ligatures w14:val="none"/>
+              </w:rPr>
+              <w:lastRenderedPageBreak/>
+              <w:t>Instalación</w:t>
+            </w:r>
+          </w:p>
+        </w:tc>
+        <w:tc>
+          <w:tcPr>
+            <w:tcW w:w="0" w:type="auto"/>
+            <w:tcBorders>
+              <w:bottom w:val="single" w:sz="6" w:space="0" w:color="DCDFE5"/>
+            </w:tcBorders>
+            <w:tcMar>
+              <w:top w:w="180" w:type="dxa"/>
+              <w:left w:w="0" w:type="dxa"/>
+              <w:bottom w:w="180" w:type="dxa"/>
+              <w:right w:w="240" w:type="dxa"/>
+            </w:tcMar>
+            <w:hideMark/>
+          </w:tcPr>
+          <w:p>
+            <w:pPr>
+              <w:spacing w:after="0" w:line="330" w:lineRule="atLeast"/>
+              <w:rPr>
+                <w:rFonts w:ascii="Arial" w:eastAsia="Times New Roman" w:hAnsi="Arial" w:cs="Arial"/>
+                <w:color w:val="0A0A0A"/>
+                <w:kern w:val="0"/>
+                <w:sz w:val="21"/>
+                <w:szCs w:val="21"/>
+                <w:lang w:eastAsia="es-AR"/>
+                <w14:ligatures w14:val="none"/>
+              </w:rPr>
+            </w:pPr>
+            <w:r>
+              <w:rPr>
+                <w:rFonts w:ascii="Arial" w:eastAsia="Times New Roman" w:hAnsi="Arial" w:cs="Arial"/>
+                <w:color w:val="0A0A0A"/>
+                <w:kern w:val="0"/>
+                <w:sz w:val="21"/>
+                <w:szCs w:val="21"/>
+                <w:lang w:eastAsia="es-AR"/>
+                <w14:ligatures w14:val="none"/>
+              </w:rPr>
+              <w:t>Se descarga e instala en tu sistema operativo.</w:t>
+            </w:r>
+          </w:p>
+        </w:tc>
+        <w:tc>
+          <w:tcPr>
+            <w:tcW w:w="0" w:type="auto"/>
+            <w:tcBorders>
+              <w:bottom w:val="single" w:sz="6" w:space="0" w:color="DCDFE5"/>
+            </w:tcBorders>
+            <w:tcMar>
+              <w:top w:w="180" w:type="dxa"/>
+              <w:left w:w="0" w:type="dxa"/>
+              <w:bottom w:w="180" w:type="dxa"/>
+              <w:right w:w="0" w:type="dxa"/>
+            </w:tcMar>
+            <w:hideMark/>
+          </w:tcPr>
+          <w:p>
+            <w:pPr>
+              <w:spacing w:after="0" w:line="330" w:lineRule="atLeast"/>
+              <w:rPr>
+                <w:rFonts w:ascii="Arial" w:eastAsia="Times New Roman" w:hAnsi="Arial" w:cs="Arial"/>
+                <w:color w:val="0A0A0A"/>
+                <w:kern w:val="0"/>
+                <w:sz w:val="21"/>
+                <w:szCs w:val="21"/>
+                <w:lang w:eastAsia="es-AR"/>
+                <w14:ligatures w14:val="none"/>
+              </w:rPr>
+            </w:pPr>
+            <w:r>
+              <w:rPr>
+                <w:rFonts w:ascii="Arial" w:eastAsia="Times New Roman" w:hAnsi="Arial" w:cs="Arial"/>
+                <w:color w:val="0A0A0A"/>
+                <w:kern w:val="0"/>
+                <w:sz w:val="21"/>
+                <w:szCs w:val="21"/>
+                <w:lang w:eastAsia="es-AR"/>
+                <w14:ligatures w14:val="none"/>
+              </w:rPr>
+              <w:t>Se accede mediante el navegador web o apps.</w:t>
+            </w:r>
+          </w:p>
+        </w:tc>
+      </w:tr>
+      <w:tr>
+        <w:tc>
+          <w:tcPr>
+            <w:tcW w:w="0" w:type="auto"/>
+            <w:tcBorders>
+              <w:bottom w:val="single" w:sz="6" w:space="0" w:color="DCDFE5"/>
+            </w:tcBorders>
+            <w:tcMar>
+              <w:top w:w="180" w:type="dxa"/>
+              <w:left w:w="0" w:type="dxa"/>
+              <w:bottom w:w="180" w:type="dxa"/>
+              <w:right w:w="240" w:type="dxa"/>
+            </w:tcMar>
+            <w:hideMark/>
+          </w:tcPr>
+          <w:p>
+            <w:pPr>
+              <w:spacing w:after="0" w:line="330" w:lineRule="atLeast"/>
+              <w:rPr>
+                <w:rFonts w:ascii="Arial" w:eastAsia="Times New Roman" w:hAnsi="Arial" w:cs="Arial"/>
+                <w:color w:val="0A0A0A"/>
+                <w:kern w:val="0"/>
+                <w:sz w:val="21"/>
+                <w:szCs w:val="21"/>
+                <w:lang w:eastAsia="es-AR"/>
+                <w14:ligatures w14:val="none"/>
+              </w:rPr>
+            </w:pPr>
+            <w:r>
+              <w:rPr>
+                <w:rFonts w:ascii="Arial" w:eastAsia="Times New Roman" w:hAnsi="Arial" w:cs="Arial"/>
+                <w:b/>
+                <w:bCs/>
+                <w:color w:val="0A0A0A"/>
+                <w:kern w:val="0"/>
+                <w:sz w:val="21"/>
+                <w:szCs w:val="21"/>
+                <w:lang w:eastAsia="es-AR"/>
+                <w14:ligatures w14:val="none"/>
+              </w:rPr>
+              <w:t>Internet</w:t>
+            </w:r>
+          </w:p>
+        </w:tc>
+        <w:tc>
+          <w:tcPr>
+            <w:tcW w:w="0" w:type="auto"/>
+            <w:tcBorders>
+              <w:bottom w:val="single" w:sz="6" w:space="0" w:color="DCDFE5"/>
+            </w:tcBorders>
+            <w:tcMar>
+              <w:top w:w="180" w:type="dxa"/>
+              <w:left w:w="0" w:type="dxa"/>
+              <w:bottom w:w="180" w:type="dxa"/>
+              <w:right w:w="240" w:type="dxa"/>
+            </w:tcMar>
+            <w:hideMark/>
+          </w:tcPr>
+          <w:p>
+            <w:pPr>
+              <w:spacing w:after="0" w:line="330" w:lineRule="atLeast"/>
+              <w:rPr>
+                <w:rFonts w:ascii="Arial" w:eastAsia="Times New Roman" w:hAnsi="Arial" w:cs="Arial"/>
+                <w:color w:val="0A0A0A"/>
+                <w:kern w:val="0"/>
+                <w:sz w:val="21"/>
+                <w:szCs w:val="21"/>
+                <w:lang w:eastAsia="es-AR"/>
+                <w14:ligatures w14:val="none"/>
+              </w:rPr>
+            </w:pPr>
+            <w:r>
+              <w:rPr>
+                <w:rFonts w:ascii="Arial" w:eastAsia="Times New Roman" w:hAnsi="Arial" w:cs="Arial"/>
+                <w:color w:val="0A0A0A"/>
+                <w:kern w:val="0"/>
+                <w:sz w:val="21"/>
+                <w:szCs w:val="21"/>
+                <w:lang w:eastAsia="es-AR"/>
+                <w14:ligatures w14:val="none"/>
+              </w:rPr>
+              <w:t>No es obligatorio para trabajar.</w:t>
+            </w:r>
+          </w:p>
+        </w:tc>
+        <w:tc>
+          <w:tcPr>
+            <w:tcW w:w="0" w:type="auto"/>
+            <w:tcBorders>
+              <w:bottom w:val="single" w:sz="6" w:space="0" w:color="DCDFE5"/>
+            </w:tcBorders>
+            <w:tcMar>
+              <w:top w:w="180" w:type="dxa"/>
+              <w:left w:w="0" w:type="dxa"/>
+              <w:bottom w:w="180" w:type="dxa"/>
+              <w:right w:w="0" w:type="dxa"/>
+            </w:tcMar>
+            <w:hideMark/>
+          </w:tcPr>
+          <w:p>
+            <w:pPr>
+              <w:spacing w:after="0" w:line="330" w:lineRule="atLeast"/>
+              <w:rPr>
+                <w:rFonts w:ascii="Arial" w:eastAsia="Times New Roman" w:hAnsi="Arial" w:cs="Arial"/>
+                <w:color w:val="0A0A0A"/>
+                <w:kern w:val="0"/>
+                <w:sz w:val="21"/>
+                <w:szCs w:val="21"/>
+                <w:lang w:eastAsia="es-AR"/>
+                <w14:ligatures w14:val="none"/>
+              </w:rPr>
+            </w:pPr>
+            <w:r>
+              <w:rPr>
+                <w:rFonts w:ascii="Arial" w:eastAsia="Times New Roman" w:hAnsi="Arial" w:cs="Arial"/>
+                <w:color w:val="0A0A0A"/>
+                <w:kern w:val="0"/>
+                <w:sz w:val="21"/>
+                <w:szCs w:val="21"/>
+                <w:lang w:eastAsia="es-AR"/>
+                <w14:ligatures w14:val="none"/>
+              </w:rPr>
+              <w:t>Es necesario para sincronizar el código.</w:t>
+            </w:r>
+          </w:p>
+        </w:tc>
+      </w:tr>
+      <w:tr>
+        <w:tc>
+          <w:tcPr>
+            <w:tcW w:w="0" w:type="auto"/>
+            <w:tcBorders>
+              <w:bottom w:val="nil"/>
+            </w:tcBorders>
+            <w:tcMar>
+              <w:top w:w="180" w:type="dxa"/>
+              <w:left w:w="0" w:type="dxa"/>
+              <w:bottom w:w="180" w:type="dxa"/>
+              <w:right w:w="240" w:type="dxa"/>
+            </w:tcMar>
+            <w:hideMark/>
+          </w:tcPr>
+          <w:p>
+            <w:pPr>
+              <w:spacing w:after="0" w:line="330" w:lineRule="atLeast"/>
+              <w:rPr>
+                <w:rFonts w:ascii="Arial" w:eastAsia="Times New Roman" w:hAnsi="Arial" w:cs="Arial"/>
+                <w:color w:val="0A0A0A"/>
+                <w:kern w:val="0"/>
+                <w:sz w:val="21"/>
+                <w:szCs w:val="21"/>
+                <w:lang w:eastAsia="es-AR"/>
+                <w14:ligatures w14:val="none"/>
+              </w:rPr>
+            </w:pPr>
+            <w:r>
+              <w:rPr>
+                <w:rFonts w:ascii="Arial" w:eastAsia="Times New Roman" w:hAnsi="Arial" w:cs="Arial"/>
+                <w:b/>
+                <w:bCs/>
+                <w:color w:val="0A0A0A"/>
+                <w:kern w:val="0"/>
+                <w:sz w:val="21"/>
+                <w:szCs w:val="21"/>
+                <w:lang w:eastAsia="es-AR"/>
+                <w14:ligatures w14:val="none"/>
+              </w:rPr>
+              <w:t>Foco principal</w:t>
+            </w:r>
+          </w:p>
+        </w:tc>
+        <w:tc>
+          <w:tcPr>
+            <w:tcW w:w="0" w:type="auto"/>
+            <w:tcBorders>
+              <w:bottom w:val="nil"/>
+            </w:tcBorders>
+            <w:tcMar>
+              <w:top w:w="180" w:type="dxa"/>
+              <w:left w:w="0" w:type="dxa"/>
+              <w:bottom w:w="180" w:type="dxa"/>
+              <w:right w:w="240" w:type="dxa"/>
+            </w:tcMar>
+            <w:hideMark/>
+          </w:tcPr>
+          <w:p>
+            <w:pPr>
+              <w:spacing w:after="0" w:line="330" w:lineRule="atLeast"/>
+              <w:rPr>
+                <w:rFonts w:ascii="Arial" w:eastAsia="Times New Roman" w:hAnsi="Arial" w:cs="Arial"/>
+                <w:color w:val="0A0A0A"/>
+                <w:kern w:val="0"/>
+                <w:sz w:val="21"/>
+                <w:szCs w:val="21"/>
+                <w:lang w:eastAsia="es-AR"/>
+                <w14:ligatures w14:val="none"/>
+              </w:rPr>
+            </w:pPr>
+            <w:r>
+              <w:rPr>
+                <w:rFonts w:ascii="Arial" w:eastAsia="Times New Roman" w:hAnsi="Arial" w:cs="Arial"/>
+                <w:color w:val="0A0A0A"/>
+                <w:kern w:val="0"/>
+                <w:sz w:val="21"/>
+                <w:szCs w:val="21"/>
+                <w:lang w:eastAsia="es-AR"/>
+                <w14:ligatures w14:val="none"/>
+              </w:rPr>
+              <w:t>Gestionar el historial y las ramas del código.</w:t>
+            </w:r>
+          </w:p>
+        </w:tc>
+        <w:tc>
+          <w:tcPr>
+            <w:tcW w:w="0" w:type="auto"/>
+            <w:tcBorders>
+              <w:bottom w:val="nil"/>
+            </w:tcBorders>
+            <w:tcMar>
+              <w:top w:w="180" w:type="dxa"/>
+              <w:left w:w="0" w:type="dxa"/>
+              <w:bottom w:w="180" w:type="dxa"/>
+              <w:right w:w="0" w:type="dxa"/>
+            </w:tcMar>
+            <w:hideMark/>
+          </w:tcPr>
+          <w:p>
+            <w:pPr>
+              <w:spacing w:after="0" w:line="330" w:lineRule="atLeast"/>
+              <w:rPr>
+                <w:rFonts w:ascii="Arial" w:eastAsia="Times New Roman" w:hAnsi="Arial" w:cs="Arial"/>
+                <w:color w:val="0A0A0A"/>
+                <w:kern w:val="0"/>
+                <w:sz w:val="21"/>
+                <w:szCs w:val="21"/>
+                <w:lang w:eastAsia="es-AR"/>
+                <w14:ligatures w14:val="none"/>
+              </w:rPr>
+            </w:pPr>
+            <w:r>
+              <w:rPr>
+                <w:rFonts w:ascii="Arial" w:eastAsia="Times New Roman" w:hAnsi="Arial" w:cs="Arial"/>
+                <w:color w:val="0A0A0A"/>
+                <w:kern w:val="0"/>
+                <w:sz w:val="21"/>
+                <w:szCs w:val="21"/>
+                <w:lang w:eastAsia="es-AR"/>
+                <w14:ligatures w14:val="none"/>
+              </w:rPr>
+              <w:t>Compartir el código y colaborar en equipo.</w:t>
+            </w:r>
+          </w:p>
+        </w:tc>
+      </w:tr>
+    </w:tbl>
+    <w:p>
+      <w:pPr>
+        <w:shd w:val="clear" w:color="auto" w:fill="FFFFFF"/>
+        <w:spacing w:after="0" w:line="360" w:lineRule="atLeast"/>
+        <w:rPr>
+          <w:rFonts w:ascii="Arial" w:eastAsia="Times New Roman" w:hAnsi="Arial" w:cs="Arial"/>
+          <w:color w:val="0A0A0A"/>
+          <w:kern w:val="0"/>
+          <w:lang w:eastAsia="es-AR"/>
+          <w14:ligatures w14:val="none"/>
+        </w:rPr>
+      </w:pPr>
+      <w:r>
+        <w:rPr>
+          <w:rFonts w:ascii="Arial" w:eastAsia="Times New Roman" w:hAnsi="Arial" w:cs="Arial"/>
+          <w:color w:val="0A0A0A"/>
+          <w:kern w:val="0"/>
+          <w:lang w:eastAsia="es-AR"/>
+          <w14:ligatures w14:val="none"/>
+        </w:rPr>
+        <w:t xml:space="preserve">Si </w:t>
+      </w:r>
       <w:proofErr w:type="spellStart"/>
       <w:r>
-        <w:t>git</w:t>
+        <w:rPr>
+          <w:rFonts w:ascii="Arial" w:eastAsia="Times New Roman" w:hAnsi="Arial" w:cs="Arial"/>
+          <w:color w:val="0A0A0A"/>
+          <w:kern w:val="0"/>
+          <w:lang w:eastAsia="es-AR"/>
+          <w14:ligatures w14:val="none"/>
+        </w:rPr>
+        <w:t>querés</w:t>
       </w:r>
       <w:proofErr w:type="spellEnd"/>
       <w:r>
-        <w:t xml:space="preserve"> remote </w:t>
+        <w:rPr>
+          <w:rFonts w:ascii="Arial" w:eastAsia="Times New Roman" w:hAnsi="Arial" w:cs="Arial"/>
+          <w:color w:val="0A0A0A"/>
+          <w:kern w:val="0"/>
+          <w:lang w:eastAsia="es-AR"/>
+          <w14:ligatures w14:val="none"/>
+        </w:rPr>
+        <w:t xml:space="preserve"> empezar a usarlos, </w:t>
       </w:r>
       <w:proofErr w:type="spellStart"/>
       <w:r>
-        <w:t>add</w:t>
+        <w:rPr>
+          <w:rFonts w:ascii="Arial" w:eastAsia="Times New Roman" w:hAnsi="Arial" w:cs="Arial"/>
+          <w:color w:val="0A0A0A"/>
+          <w:kern w:val="0"/>
+          <w:lang w:eastAsia="es-AR"/>
+          <w14:ligatures w14:val="none"/>
+        </w:rPr>
+        <w:t>podés</w:t>
       </w:r>
       <w:proofErr w:type="spellEnd"/>
       <w:r>
-        <w:t xml:space="preserve"> </w:t>
-      </w:r>
-      <w:proofErr w:type="spellStart"/>
-      <w:r>
-        <w:t>origin</w:t>
-      </w:r>
-      <w:proofErr w:type="spellEnd"/>
-      <w:r>
-        <w:t xml:space="preserve"> URL         # Conecta el repositorio local con uno remoto</w:t>
+        <w:rPr>
+          <w:rFonts w:ascii="Arial" w:eastAsia="Times New Roman" w:hAnsi="Arial" w:cs="Arial"/>
+          <w:color w:val="0A0A0A"/>
+          <w:kern w:val="0"/>
+          <w:lang w:eastAsia="es-AR"/>
+          <w14:ligatures w14:val="none"/>
+        </w:rPr>
+        <w:t xml:space="preserve"> descargar la herramienta desde la </w:t>
+      </w:r>
+      <w:hyperlink r:id="rId5" w:tgtFrame="_blank" w:history="1">
+        <w:r>
+          <w:rPr>
+            <w:rFonts w:ascii="Arial" w:eastAsia="Times New Roman" w:hAnsi="Arial" w:cs="Arial"/>
+            <w:color w:val="1558D6"/>
+            <w:kern w:val="0"/>
+            <w:u w:val="single"/>
+            <w:lang w:eastAsia="es-AR"/>
+            <w14:ligatures w14:val="none"/>
+          </w:rPr>
+          <w:t>página web oficial de Git</w:t>
+        </w:r>
+      </w:hyperlink>
+      <w:r>
+        <w:rPr>
+          <w:rFonts w:ascii="Arial" w:eastAsia="Times New Roman" w:hAnsi="Arial" w:cs="Arial"/>
+          <w:color w:val="0A0A0A"/>
+          <w:kern w:val="0"/>
+          <w:lang w:eastAsia="es-AR"/>
+          <w14:ligatures w14:val="none"/>
+        </w:rPr>
+        <w:t> y crear una cuenta gratuita directamente en el </w:t>
+      </w:r>
+      <w:hyperlink r:id="rId6" w:tgtFrame="_blank" w:history="1">
+        <w:r>
+          <w:rPr>
+            <w:rFonts w:ascii="Arial" w:eastAsia="Times New Roman" w:hAnsi="Arial" w:cs="Arial"/>
+            <w:color w:val="1558D6"/>
+            <w:kern w:val="0"/>
+            <w:u w:val="single"/>
+            <w:lang w:eastAsia="es-AR"/>
+            <w14:ligatures w14:val="none"/>
+          </w:rPr>
+          <w:t>sitio de GitHub</w:t>
+        </w:r>
+      </w:hyperlink>
+      <w:r>
+        <w:rPr>
+          <w:rFonts w:ascii="Arial" w:eastAsia="Times New Roman" w:hAnsi="Arial" w:cs="Arial"/>
+          <w:color w:val="0A0A0A"/>
+          <w:kern w:val="0"/>
+          <w:lang w:eastAsia="es-AR"/>
+          <w14:ligatures w14:val="none"/>
+        </w:rPr>
+        <w:t>. </w:t>
       </w:r>
     </w:p>
     <w:p>
-      <w:proofErr w:type="spellStart"/>
-      <w:r>
-        <w:t>git</w:t>
-      </w:r>
-      <w:proofErr w:type="spellEnd"/>
-      <w:r>
-        <w:t xml:space="preserve"> </w:t>
-      </w:r>
-      <w:proofErr w:type="spellStart"/>
-      <w:r>
-        <w:t>push</w:t>
-      </w:r>
-      <w:proofErr w:type="spellEnd"/>
-      <w:r>
-        <w:t xml:space="preserve"> </w:t>
-      </w:r>
-      <w:proofErr w:type="spellStart"/>
-      <w:r>
-        <w:t>origin</w:t>
-      </w:r>
-      <w:proofErr w:type="spellEnd"/>
-      <w:r>
-        <w:t xml:space="preserve"> </w:t>
-      </w:r>
-      <w:proofErr w:type="spellStart"/>
-      <w:r>
-        <w:t>main</w:t>
-      </w:r>
-      <w:proofErr w:type="spellEnd"/>
-      <w:r>
-        <w:t xml:space="preserve">              # Envía los cambios al remoto</w:t>
-      </w:r>
-    </w:p>
-    <w:p>
-      <w:proofErr w:type="spellStart"/>
-      <w:r>
-        <w:t>git</w:t>
-      </w:r>
-      <w:proofErr w:type="spellEnd"/>
-      <w:r>
-        <w:t xml:space="preserve"> </w:t>
-      </w:r>
-      <w:proofErr w:type="spellStart"/>
-      <w:r>
-        <w:t>pull</w:t>
-      </w:r>
-      <w:proofErr w:type="spellEnd"/>
-      <w:r>
-        <w:t xml:space="preserve"> </w:t>
-      </w:r>
-      <w:proofErr w:type="spellStart"/>
-      <w:r>
-        <w:t>origin</w:t>
-      </w:r>
-      <w:proofErr w:type="spellEnd"/>
-      <w:r>
-        <w:t xml:space="preserve"> </w:t>
-      </w:r>
-      <w:proofErr w:type="spellStart"/>
-      <w:r>
-        <w:t>main</w:t>
-      </w:r>
-      <w:proofErr w:type="spellEnd"/>
-      <w:r>
-        <w:t xml:space="preserve">              # Descarga y fusiona los cambios del remoto</w:t>
-      </w:r>
-    </w:p>
-    <w:p>
-      <w:proofErr w:type="spellStart"/>
-      <w:r>
-        <w:t>git</w:t>
-      </w:r>
-      <w:proofErr w:type="spellEnd"/>
-      <w:r>
-        <w:t xml:space="preserve"> </w:t>
-      </w:r>
-      <w:proofErr w:type="spellStart"/>
-      <w:r>
-        <w:t>fetch</w:t>
-      </w:r>
-      <w:proofErr w:type="spellEnd"/>
-      <w:r>
-        <w:t xml:space="preserve">                         # Descarga cambios sin fusionarlos aún</w:t>
-      </w:r>
-    </w:p>
-    <w:p/>
-    <w:p>
-      <w:pPr>
-        <w:rPr>
-          <w:b/>
-          <w:bCs/>
-        </w:rPr>
-      </w:pPr>
-      <w:r>
-        <w:rPr>
-          <w:rFonts w:ascii="Segoe UI Emoji" w:hAnsi="Segoe UI Emoji" w:cs="Segoe UI Emoji"/>
-        </w:rPr>
-        <w:t>🧹</w:t>
-      </w:r>
-      <w:r>
-        <w:t xml:space="preserve"> </w:t>
-      </w:r>
-      <w:r>
-        <w:rPr>
-          <w:b/>
-          <w:bCs/>
-        </w:rPr>
-        <w:t>Deshacer cambios</w:t>
-      </w:r>
-    </w:p>
-    <w:p>
-      <w:proofErr w:type="spellStart"/>
-      <w:r>
-        <w:t>git</w:t>
-      </w:r>
-      <w:proofErr w:type="spellEnd"/>
-      <w:r>
-        <w:t xml:space="preserve"> </w:t>
-      </w:r>
-      <w:proofErr w:type="spellStart"/>
-      <w:r>
-        <w:t>restore</w:t>
-      </w:r>
-      <w:proofErr w:type="spellEnd"/>
-      <w:r>
-        <w:t xml:space="preserve"> archivo.txt           # Restaura un archivo modificado (no </w:t>
-      </w:r>
-      <w:proofErr w:type="spellStart"/>
-      <w:r>
-        <w:t>stage</w:t>
-      </w:r>
-      <w:proofErr w:type="spellEnd"/>
-      <w:r>
-        <w:t>)</w:t>
-      </w:r>
-    </w:p>
-    <w:p>
-      <w:proofErr w:type="spellStart"/>
-      <w:r>
-        <w:t>git</w:t>
-      </w:r>
-      <w:proofErr w:type="spellEnd"/>
-      <w:r>
-        <w:t xml:space="preserve"> </w:t>
-      </w:r>
-      <w:proofErr w:type="spellStart"/>
-      <w:r>
-        <w:t>restore</w:t>
-      </w:r>
-      <w:proofErr w:type="spellEnd"/>
-      <w:r>
-        <w:t xml:space="preserve"> --</w:t>
-      </w:r>
-      <w:proofErr w:type="spellStart"/>
-      <w:r>
-        <w:t>staged</w:t>
-      </w:r>
-      <w:proofErr w:type="spellEnd"/>
-      <w:r>
-        <w:t xml:space="preserve"> </w:t>
-      </w:r>
-      <w:proofErr w:type="gramStart"/>
-      <w:r>
-        <w:t>archivo.txt  #</w:t>
-      </w:r>
-      <w:proofErr w:type="gramEnd"/>
-      <w:r>
-        <w:t xml:space="preserve"> Quita un archivo del área de </w:t>
-      </w:r>
-      <w:proofErr w:type="spellStart"/>
-      <w:r>
-        <w:t>stage</w:t>
-      </w:r>
-      <w:proofErr w:type="spellEnd"/>
-    </w:p>
-    <w:p>
-      <w:proofErr w:type="spellStart"/>
-      <w:r>
-        <w:t>git</w:t>
-      </w:r>
-      <w:proofErr w:type="spellEnd"/>
-      <w:r>
-        <w:t xml:space="preserve"> </w:t>
-      </w:r>
-      <w:proofErr w:type="spellStart"/>
-      <w:r>
-        <w:t>reset</w:t>
-      </w:r>
-      <w:proofErr w:type="spellEnd"/>
-      <w:r>
-        <w:t xml:space="preserve"> --</w:t>
-      </w:r>
-      <w:proofErr w:type="spellStart"/>
-      <w:r>
-        <w:t>hard</w:t>
-      </w:r>
-      <w:proofErr w:type="spellEnd"/>
-      <w:r>
-        <w:t xml:space="preserve"> HEAD             # Revierte todos los cambios al último </w:t>
-      </w:r>
-      <w:proofErr w:type="spellStart"/>
-      <w:r>
-        <w:t>commit</w:t>
-      </w:r>
-      <w:proofErr w:type="spellEnd"/>
-    </w:p>
-    <w:p>
-      <w:proofErr w:type="spellStart"/>
-      <w:r>
-        <w:t>git</w:t>
-      </w:r>
-      <w:proofErr w:type="spellEnd"/>
-      <w:r>
-        <w:t xml:space="preserve"> </w:t>
-      </w:r>
-      <w:proofErr w:type="spellStart"/>
-      <w:r>
-        <w:t>revert</w:t>
-      </w:r>
-      <w:proofErr w:type="spellEnd"/>
-      <w:r>
-        <w:t xml:space="preserve"> &lt;</w:t>
-      </w:r>
-      <w:proofErr w:type="spellStart"/>
-      <w:r>
-        <w:t>hash_commit</w:t>
-      </w:r>
-      <w:proofErr w:type="spellEnd"/>
-      <w:r>
-        <w:t xml:space="preserve">&gt;          # Crea un nuevo </w:t>
-      </w:r>
-      <w:proofErr w:type="spellStart"/>
-      <w:r>
-        <w:t>commit</w:t>
-      </w:r>
-      <w:proofErr w:type="spellEnd"/>
-      <w:r>
-        <w:t xml:space="preserve"> que revierte otro</w:t>
-      </w:r>
-    </w:p>
-    <w:p/>
-    <w:p>
-      <w:pPr>
-        <w:rPr>
-          <w:b/>
-          <w:bCs/>
-        </w:rPr>
-      </w:pPr>
-      <w:r>
-        <w:rPr>
-          <w:rFonts w:ascii="Segoe UI Emoji" w:hAnsi="Segoe UI Emoji" w:cs="Segoe UI Emoji"/>
-        </w:rPr>
-        <w:t>🏷️</w:t>
-      </w:r>
-      <w:r>
-        <w:t xml:space="preserve"> </w:t>
-      </w:r>
-      <w:r>
-        <w:rPr>
-          <w:b/>
-          <w:bCs/>
-        </w:rPr>
-        <w:t>Etiquetas (tags)</w:t>
-      </w:r>
-    </w:p>
-    <w:p>
-      <w:proofErr w:type="spellStart"/>
-      <w:r>
-        <w:t>git</w:t>
-      </w:r>
-      <w:proofErr w:type="spellEnd"/>
-      <w:r>
-        <w:t xml:space="preserve"> tag                          # Lista las etiquetas</w:t>
-      </w:r>
-    </w:p>
-    <w:p>
-      <w:proofErr w:type="spellStart"/>
-      <w:r>
-        <w:t>git</w:t>
-      </w:r>
-      <w:proofErr w:type="spellEnd"/>
-      <w:r>
-        <w:t xml:space="preserve"> tag v1.0.0                   # Crea una etiqueta</w:t>
-      </w:r>
-    </w:p>
-    <w:p>
-      <w:proofErr w:type="spellStart"/>
-      <w:r>
-        <w:t>git</w:t>
-      </w:r>
-      <w:proofErr w:type="spellEnd"/>
-      <w:r>
-        <w:t xml:space="preserve"> </w:t>
-      </w:r>
-      <w:proofErr w:type="spellStart"/>
-      <w:r>
-        <w:t>push</w:t>
-      </w:r>
-      <w:proofErr w:type="spellEnd"/>
-      <w:r>
-        <w:t xml:space="preserve"> </w:t>
-      </w:r>
-      <w:proofErr w:type="spellStart"/>
-      <w:r>
-        <w:t>origin</w:t>
-      </w:r>
-      <w:proofErr w:type="spellEnd"/>
-      <w:r>
-        <w:t xml:space="preserve"> v1.0.0           # Sube una etiqueta al remoto</w:t>
-      </w:r>
-    </w:p>
-    <w:p/>
-    <w:p>
-      <w:pPr>
-        <w:rPr>
-          <w:b/>
-          <w:bCs/>
-        </w:rPr>
-      </w:pPr>
-      <w:r>
-        <w:rPr>
-          <w:rFonts w:ascii="Segoe UI Emoji" w:hAnsi="Segoe UI Emoji" w:cs="Segoe UI Emoji"/>
-        </w:rPr>
-        <w:t>🧠</w:t>
-      </w:r>
-      <w:r>
-        <w:t xml:space="preserve"> </w:t>
-      </w:r>
-      <w:r>
-        <w:rPr>
-          <w:b/>
-          <w:bCs/>
-        </w:rPr>
-        <w:t>Comandos útiles extra</w:t>
-      </w:r>
-    </w:p>
-    <w:p>
-      <w:proofErr w:type="spellStart"/>
-      <w:r>
-        <w:t>git</w:t>
-      </w:r>
-      <w:proofErr w:type="spellEnd"/>
-      <w:r>
-        <w:t xml:space="preserve"> </w:t>
-      </w:r>
-      <w:proofErr w:type="spellStart"/>
-      <w:r>
-        <w:t>stash</w:t>
-      </w:r>
-      <w:proofErr w:type="spellEnd"/>
-      <w:r>
-        <w:t xml:space="preserve">                        # Guarda temporalmente cambios no comprometidos</w:t>
-      </w:r>
-    </w:p>
-    <w:p>
-      <w:proofErr w:type="spellStart"/>
-      <w:r>
-        <w:t>git</w:t>
-      </w:r>
-      <w:proofErr w:type="spellEnd"/>
-      <w:r>
-        <w:t xml:space="preserve"> </w:t>
-      </w:r>
-      <w:proofErr w:type="spellStart"/>
-      <w:r>
-        <w:t>stash</w:t>
-      </w:r>
-      <w:proofErr w:type="spellEnd"/>
-      <w:r>
-        <w:t xml:space="preserve"> pop                    # Recupera los cambios guardados</w:t>
-      </w:r>
-    </w:p>
-    <w:p>
-      <w:proofErr w:type="spellStart"/>
-      <w:r>
-        <w:lastRenderedPageBreak/>
-        <w:t>git</w:t>
-      </w:r>
-      <w:proofErr w:type="spellEnd"/>
-      <w:r>
-        <w:t xml:space="preserve"> </w:t>
-      </w:r>
-      <w:proofErr w:type="spellStart"/>
-      <w:r>
-        <w:t>rm</w:t>
-      </w:r>
-      <w:proofErr w:type="spellEnd"/>
-      <w:r>
-        <w:t xml:space="preserve"> archivo.txt               # Elimina un archivo del repositorio</w:t>
-      </w:r>
-    </w:p>
-    <w:p>
-      <w:proofErr w:type="spellStart"/>
-      <w:r>
-        <w:t>git</w:t>
-      </w:r>
-      <w:proofErr w:type="spellEnd"/>
-      <w:r>
-        <w:t xml:space="preserve"> </w:t>
-      </w:r>
-      <w:proofErr w:type="spellStart"/>
-      <w:r>
-        <w:t>mv</w:t>
-      </w:r>
-      <w:proofErr w:type="spellEnd"/>
-      <w:r>
-        <w:t xml:space="preserve"> viejo.txt nuevo.txt       # Renombra o mueve un archivo</w:t>
-      </w:r>
+      <w:pPr>
+        <w:rPr>
+          <w:sz w:val="22"/>
+          <w:szCs w:val="22"/>
+          <w:lang w:val="es-MX"/>
+        </w:rPr>
+      </w:pPr>
     </w:p>
     <w:sectPr>
       <w:pgSz w:w="11906" w:h="16838"/>
@@ -1163,6 +1578,315 @@
     </w:sectPr>
   </w:body>
 </w:document>
+</file>
+
+<file path=word/numbering.xml><?xml version="1.0" encoding="utf-8"?>
+<w:numbering xmlns:wpc="http://schemas.microsoft.com/office/word/2010/wordprocessingCanvas" xmlns:cx="http://schemas.microsoft.com/office/drawing/2014/chartex" xmlns:cx1="http://schemas.microsoft.com/office/drawing/2015/9/8/chartex" xmlns:cx2="http://schemas.microsoft.com/office/drawing/2015/10/21/chartex" xmlns:cx3="http://schemas.microsoft.com/office/drawing/2016/5/9/chartex" xmlns:cx4="http://schemas.microsoft.com/office/drawing/2016/5/10/chartex" xmlns:cx5="http://schemas.microsoft.com/office/drawing/2016/5/11/chartex" xmlns:cx6="http://schemas.microsoft.com/office/drawing/2016/5/12/chartex" xmlns:cx7="http://schemas.microsoft.com/office/drawing/2016/5/13/chartex" xmlns:cx8="http://schemas.microsoft.com/office/drawing/2016/5/14/chartex" xmlns:mc="http://schemas.openxmlformats.org/markup-compatibility/2006" xmlns:aink="http://schemas.microsoft.com/office/drawing/2016/ink" xmlns:am3d="http://schemas.microsoft.com/office/drawing/2017/model3d" xmlns:o="urn:schemas-microsoft-com:office:office" xmlns:oel="http://schemas.microsoft.com/office/2019/extlst" xmlns:r="http://schemas.openxmlformats.org/officeDocument/2006/relationships" xmlns:m="http://schemas.openxmlformats.org/officeDocument/2006/math" xmlns:v="urn:schemas-microsoft-com:vml" xmlns:wp14="http://schemas.microsoft.com/office/word/2010/wordprocessingDrawing" xmlns:wp="http://schemas.openxmlformats.org/drawingml/2006/wordprocessingDrawing" xmlns:w10="urn:schemas-microsoft-com:office:word" xmlns:w="http://schemas.openxmlformats.org/wordprocessingml/2006/main" xmlns:w14="http://schemas.microsoft.com/office/word/2010/wordml" xmlns:w15="http://schemas.microsoft.com/office/word/2012/wordml" xmlns:w16cex="http://schemas.microsoft.com/office/word/2018/wordml/cex" xmlns:w16cid="http://schemas.microsoft.com/office/word/2016/wordml/cid" xmlns:w16="http://schemas.microsoft.com/office/word/2018/wordml" xmlns:w16du="http://schemas.microsoft.com/office/word/2023/wordml/word16du" xmlns:w16sdtdh="http://schemas.microsoft.com/office/word/2020/wordml/sdtdatahash" xmlns:w16sdtfl="http://schemas.microsoft.com/office/word/2024/wordml/sdtformatlock" xmlns:w16se="http://schemas.microsoft.com/office/word/2015/wordml/symex" xmlns:wpg="http://schemas.microsoft.com/office/word/2010/wordprocessingGroup" xmlns:wpi="http://schemas.microsoft.com/office/word/2010/wordprocessingInk" xmlns:wne="http://schemas.microsoft.com/office/word/2006/wordml" xmlns:wps="http://schemas.microsoft.com/office/word/2010/wordprocessingShape" mc:Ignorable="w14 w15 w16se w16cid w16 w16cex w16sdtdh w16sdtfl w16du wp14">
+  <w:abstractNum w:abstractNumId="0" w15:restartNumberingAfterBreak="0">
+    <w:nsid w:val="35135CB2"/>
+    <w:multiLevelType w:val="multilevel"/>
+    <w:tmpl w:val="E8D6D6D4"/>
+    <w:lvl w:ilvl="0">
+      <w:start w:val="1"/>
+      <w:numFmt w:val="bullet"/>
+      <w:lvlText w:val=""/>
+      <w:lvlJc w:val="left"/>
+      <w:pPr>
+        <w:tabs>
+          <w:tab w:val="num" w:pos="720"/>
+        </w:tabs>
+        <w:ind w:left="720" w:hanging="360"/>
+      </w:pPr>
+      <w:rPr>
+        <w:rFonts w:ascii="Symbol" w:hAnsi="Symbol" w:hint="default"/>
+        <w:sz w:val="20"/>
+      </w:rPr>
+    </w:lvl>
+    <w:lvl w:ilvl="1" w:tentative="1">
+      <w:start w:val="1"/>
+      <w:numFmt w:val="bullet"/>
+      <w:lvlText w:val="o"/>
+      <w:lvlJc w:val="left"/>
+      <w:pPr>
+        <w:tabs>
+          <w:tab w:val="num" w:pos="1440"/>
+        </w:tabs>
+        <w:ind w:left="1440" w:hanging="360"/>
+      </w:pPr>
+      <w:rPr>
+        <w:rFonts w:ascii="Courier New" w:hAnsi="Courier New" w:hint="default"/>
+        <w:sz w:val="20"/>
+      </w:rPr>
+    </w:lvl>
+    <w:lvl w:ilvl="2" w:tentative="1">
+      <w:start w:val="1"/>
+      <w:numFmt w:val="bullet"/>
+      <w:lvlText w:val=""/>
+      <w:lvlJc w:val="left"/>
+      <w:pPr>
+        <w:tabs>
+          <w:tab w:val="num" w:pos="2160"/>
+        </w:tabs>
+        <w:ind w:left="2160" w:hanging="360"/>
+      </w:pPr>
+      <w:rPr>
+        <w:rFonts w:ascii="Wingdings" w:hAnsi="Wingdings" w:hint="default"/>
+        <w:sz w:val="20"/>
+      </w:rPr>
+    </w:lvl>
+    <w:lvl w:ilvl="3" w:tentative="1">
+      <w:start w:val="1"/>
+      <w:numFmt w:val="bullet"/>
+      <w:lvlText w:val=""/>
+      <w:lvlJc w:val="left"/>
+      <w:pPr>
+        <w:tabs>
+          <w:tab w:val="num" w:pos="2880"/>
+        </w:tabs>
+        <w:ind w:left="2880" w:hanging="360"/>
+      </w:pPr>
+      <w:rPr>
+        <w:rFonts w:ascii="Wingdings" w:hAnsi="Wingdings" w:hint="default"/>
+        <w:sz w:val="20"/>
+      </w:rPr>
+    </w:lvl>
+    <w:lvl w:ilvl="4" w:tentative="1">
+      <w:start w:val="1"/>
+      <w:numFmt w:val="bullet"/>
+      <w:lvlText w:val=""/>
+      <w:lvlJc w:val="left"/>
+      <w:pPr>
+        <w:tabs>
+          <w:tab w:val="num" w:pos="3600"/>
+        </w:tabs>
+        <w:ind w:left="3600" w:hanging="360"/>
+      </w:pPr>
+      <w:rPr>
+        <w:rFonts w:ascii="Wingdings" w:hAnsi="Wingdings" w:hint="default"/>
+        <w:sz w:val="20"/>
+      </w:rPr>
+    </w:lvl>
+    <w:lvl w:ilvl="5" w:tentative="1">
+      <w:start w:val="1"/>
+      <w:numFmt w:val="bullet"/>
+      <w:lvlText w:val=""/>
+      <w:lvlJc w:val="left"/>
+      <w:pPr>
+        <w:tabs>
+          <w:tab w:val="num" w:pos="4320"/>
+        </w:tabs>
+        <w:ind w:left="4320" w:hanging="360"/>
+      </w:pPr>
+      <w:rPr>
+        <w:rFonts w:ascii="Wingdings" w:hAnsi="Wingdings" w:hint="default"/>
+        <w:sz w:val="20"/>
+      </w:rPr>
+    </w:lvl>
+    <w:lvl w:ilvl="6" w:tentative="1">
+      <w:start w:val="1"/>
+      <w:numFmt w:val="bullet"/>
+      <w:lvlText w:val=""/>
+      <w:lvlJc w:val="left"/>
+      <w:pPr>
+        <w:tabs>
+          <w:tab w:val="num" w:pos="5040"/>
+        </w:tabs>
+        <w:ind w:left="5040" w:hanging="360"/>
+      </w:pPr>
+      <w:rPr>
+        <w:rFonts w:ascii="Wingdings" w:hAnsi="Wingdings" w:hint="default"/>
+        <w:sz w:val="20"/>
+      </w:rPr>
+    </w:lvl>
+    <w:lvl w:ilvl="7" w:tentative="1">
+      <w:start w:val="1"/>
+      <w:numFmt w:val="bullet"/>
+      <w:lvlText w:val=""/>
+      <w:lvlJc w:val="left"/>
+      <w:pPr>
+        <w:tabs>
+          <w:tab w:val="num" w:pos="5760"/>
+        </w:tabs>
+        <w:ind w:left="5760" w:hanging="360"/>
+      </w:pPr>
+      <w:rPr>
+        <w:rFonts w:ascii="Wingdings" w:hAnsi="Wingdings" w:hint="default"/>
+        <w:sz w:val="20"/>
+      </w:rPr>
+    </w:lvl>
+    <w:lvl w:ilvl="8" w:tentative="1">
+      <w:start w:val="1"/>
+      <w:numFmt w:val="bullet"/>
+      <w:lvlText w:val=""/>
+      <w:lvlJc w:val="left"/>
+      <w:pPr>
+        <w:tabs>
+          <w:tab w:val="num" w:pos="6480"/>
+        </w:tabs>
+        <w:ind w:left="6480" w:hanging="360"/>
+      </w:pPr>
+      <w:rPr>
+        <w:rFonts w:ascii="Wingdings" w:hAnsi="Wingdings" w:hint="default"/>
+        <w:sz w:val="20"/>
+      </w:rPr>
+    </w:lvl>
+  </w:abstractNum>
+  <w:abstractNum w:abstractNumId="1" w15:restartNumberingAfterBreak="0">
+    <w:nsid w:val="622C0C83"/>
+    <w:multiLevelType w:val="multilevel"/>
+    <w:tmpl w:val="5C267850"/>
+    <w:lvl w:ilvl="0">
+      <w:start w:val="1"/>
+      <w:numFmt w:val="bullet"/>
+      <w:lvlText w:val=""/>
+      <w:lvlJc w:val="left"/>
+      <w:pPr>
+        <w:tabs>
+          <w:tab w:val="num" w:pos="720"/>
+        </w:tabs>
+        <w:ind w:left="720" w:hanging="360"/>
+      </w:pPr>
+      <w:rPr>
+        <w:rFonts w:ascii="Symbol" w:hAnsi="Symbol" w:hint="default"/>
+        <w:sz w:val="20"/>
+      </w:rPr>
+    </w:lvl>
+    <w:lvl w:ilvl="1" w:tentative="1">
+      <w:start w:val="1"/>
+      <w:numFmt w:val="bullet"/>
+      <w:lvlText w:val="o"/>
+      <w:lvlJc w:val="left"/>
+      <w:pPr>
+        <w:tabs>
+          <w:tab w:val="num" w:pos="1440"/>
+        </w:tabs>
+        <w:ind w:left="1440" w:hanging="360"/>
+      </w:pPr>
+      <w:rPr>
+        <w:rFonts w:ascii="Courier New" w:hAnsi="Courier New" w:hint="default"/>
+        <w:sz w:val="20"/>
+      </w:rPr>
+    </w:lvl>
+    <w:lvl w:ilvl="2" w:tentative="1">
+      <w:start w:val="1"/>
+      <w:numFmt w:val="bullet"/>
+      <w:lvlText w:val=""/>
+      <w:lvlJc w:val="left"/>
+      <w:pPr>
+        <w:tabs>
+          <w:tab w:val="num" w:pos="2160"/>
+        </w:tabs>
+        <w:ind w:left="2160" w:hanging="360"/>
+      </w:pPr>
+      <w:rPr>
+        <w:rFonts w:ascii="Wingdings" w:hAnsi="Wingdings" w:hint="default"/>
+        <w:sz w:val="20"/>
+      </w:rPr>
+    </w:lvl>
+    <w:lvl w:ilvl="3" w:tentative="1">
+      <w:start w:val="1"/>
+      <w:numFmt w:val="bullet"/>
+      <w:lvlText w:val=""/>
+      <w:lvlJc w:val="left"/>
+      <w:pPr>
+        <w:tabs>
+          <w:tab w:val="num" w:pos="2880"/>
+        </w:tabs>
+        <w:ind w:left="2880" w:hanging="360"/>
+      </w:pPr>
+      <w:rPr>
+        <w:rFonts w:ascii="Wingdings" w:hAnsi="Wingdings" w:hint="default"/>
+        <w:sz w:val="20"/>
+      </w:rPr>
+    </w:lvl>
+    <w:lvl w:ilvl="4" w:tentative="1">
+      <w:start w:val="1"/>
+      <w:numFmt w:val="bullet"/>
+      <w:lvlText w:val=""/>
+      <w:lvlJc w:val="left"/>
+      <w:pPr>
+        <w:tabs>
+          <w:tab w:val="num" w:pos="3600"/>
+        </w:tabs>
+        <w:ind w:left="3600" w:hanging="360"/>
+      </w:pPr>
+      <w:rPr>
+        <w:rFonts w:ascii="Wingdings" w:hAnsi="Wingdings" w:hint="default"/>
+        <w:sz w:val="20"/>
+      </w:rPr>
+    </w:lvl>
+    <w:lvl w:ilvl="5" w:tentative="1">
+      <w:start w:val="1"/>
+      <w:numFmt w:val="bullet"/>
+      <w:lvlText w:val=""/>
+      <w:lvlJc w:val="left"/>
+      <w:pPr>
+        <w:tabs>
+          <w:tab w:val="num" w:pos="4320"/>
+        </w:tabs>
+        <w:ind w:left="4320" w:hanging="360"/>
+      </w:pPr>
+      <w:rPr>
+        <w:rFonts w:ascii="Wingdings" w:hAnsi="Wingdings" w:hint="default"/>
+        <w:sz w:val="20"/>
+      </w:rPr>
+    </w:lvl>
+    <w:lvl w:ilvl="6" w:tentative="1">
+      <w:start w:val="1"/>
+      <w:numFmt w:val="bullet"/>
+      <w:lvlText w:val=""/>
+      <w:lvlJc w:val="left"/>
+      <w:pPr>
+        <w:tabs>
+          <w:tab w:val="num" w:pos="5040"/>
+        </w:tabs>
+        <w:ind w:left="5040" w:hanging="360"/>
+      </w:pPr>
+      <w:rPr>
+        <w:rFonts w:ascii="Wingdings" w:hAnsi="Wingdings" w:hint="default"/>
+        <w:sz w:val="20"/>
+      </w:rPr>
+    </w:lvl>
+    <w:lvl w:ilvl="7" w:tentative="1">
+      <w:start w:val="1"/>
+      <w:numFmt w:val="bullet"/>
+      <w:lvlText w:val=""/>
+      <w:lvlJc w:val="left"/>
+      <w:pPr>
+        <w:tabs>
+          <w:tab w:val="num" w:pos="5760"/>
+        </w:tabs>
+        <w:ind w:left="5760" w:hanging="360"/>
+      </w:pPr>
+      <w:rPr>
+        <w:rFonts w:ascii="Wingdings" w:hAnsi="Wingdings" w:hint="default"/>
+        <w:sz w:val="20"/>
+      </w:rPr>
+    </w:lvl>
+    <w:lvl w:ilvl="8" w:tentative="1">
+      <w:start w:val="1"/>
+      <w:numFmt w:val="bullet"/>
+      <w:lvlText w:val=""/>
+      <w:lvlJc w:val="left"/>
+      <w:pPr>
+        <w:tabs>
+          <w:tab w:val="num" w:pos="6480"/>
+        </w:tabs>
+        <w:ind w:left="6480" w:hanging="360"/>
+      </w:pPr>
+      <w:rPr>
+        <w:rFonts w:ascii="Wingdings" w:hAnsi="Wingdings" w:hint="default"/>
+        <w:sz w:val="20"/>
+      </w:rPr>
+    </w:lvl>
+  </w:abstractNum>
+  <w:num w:numId="1" w16cid:durableId="285622831">
+    <w:abstractNumId w:val="1"/>
+  </w:num>
+  <w:num w:numId="2" w16cid:durableId="534537962">
+    <w:abstractNumId w:val="0"/>
+  </w:num>
+</w:numbering>
 </file>
 
 <file path=word/styles.xml><?xml version="1.0" encoding="utf-8"?>
@@ -1768,6 +2492,7 @@
   <w:style w:type="character" w:default="1" w:styleId="Fuentedeprrafopredeter">
     <w:name w:val="Default Paragraph Font"/>
     <w:uiPriority w:val="1"/>
+    <w:semiHidden/>
     <w:unhideWhenUsed/>
   </w:style>
   <w:style w:type="table" w:default="1" w:styleId="Tablanormal">
